--- a/paper/response.docx
+++ b/paper/response.docx
@@ -144,7 +144,7 @@
         <w:ind w:left="360"/>
         <w:jc w:val="both"/>
         <w:rPr>
-          <w:rFonts w:ascii="Calibri" w:hAnsi="Calibri" w:cs="Calibri" w:hint="eastAsia"/>
+          <w:rFonts w:ascii="Calibri" w:hAnsi="Calibri" w:cs="Calibri"/>
           <w:color w:val="215E99" w:themeColor="text2" w:themeTint="BF"/>
         </w:rPr>
       </w:pPr>
@@ -197,7 +197,7 @@
         <w:spacing w:after="0" w:line="240" w:lineRule="auto"/>
         <w:jc w:val="both"/>
         <w:rPr>
-          <w:rFonts w:ascii="Calibri" w:hAnsi="Calibri" w:cs="Calibri" w:hint="eastAsia"/>
+          <w:rFonts w:ascii="Calibri" w:hAnsi="Calibri" w:cs="Calibri"/>
           <w:color w:val="215E99" w:themeColor="text2" w:themeTint="BF"/>
         </w:rPr>
       </w:pPr>
@@ -411,7 +411,7 @@
         <w:spacing w:after="0" w:line="240" w:lineRule="auto"/>
         <w:jc w:val="both"/>
         <w:rPr>
-          <w:rFonts w:ascii="Calibri" w:hAnsi="Calibri" w:cs="Calibri" w:hint="eastAsia"/>
+          <w:rFonts w:ascii="Calibri" w:hAnsi="Calibri" w:cs="Calibri"/>
         </w:rPr>
       </w:pPr>
     </w:p>
@@ -554,7 +554,7 @@
         <w:ind w:left="360"/>
         <w:jc w:val="both"/>
         <w:rPr>
-          <w:rFonts w:ascii="Calibri" w:hAnsi="Calibri" w:cs="Calibri" w:hint="eastAsia"/>
+          <w:rFonts w:ascii="Calibri" w:hAnsi="Calibri" w:cs="Calibri"/>
           <w:color w:val="215E99" w:themeColor="text2" w:themeTint="BF"/>
         </w:rPr>
       </w:pPr>
@@ -664,7 +664,7 @@
         <w:ind w:left="360"/>
         <w:jc w:val="center"/>
         <w:rPr>
-          <w:rFonts w:ascii="Calibri" w:hAnsi="Calibri" w:cs="Calibri" w:hint="eastAsia"/>
+          <w:rFonts w:ascii="Calibri" w:hAnsi="Calibri" w:cs="Calibri"/>
           <w:color w:val="215E99" w:themeColor="text2" w:themeTint="BF"/>
         </w:rPr>
       </w:pPr>
@@ -836,7 +836,7 @@
         <w:ind w:left="360"/>
         <w:jc w:val="both"/>
         <w:rPr>
-          <w:rFonts w:ascii="Calibri" w:hAnsi="Calibri" w:cs="Calibri" w:hint="eastAsia"/>
+          <w:rFonts w:ascii="Calibri" w:hAnsi="Calibri" w:cs="Calibri"/>
           <w:color w:val="215E99" w:themeColor="text2" w:themeTint="BF"/>
         </w:rPr>
       </w:pPr>
@@ -1112,7 +1112,7 @@
         <w:ind w:left="360"/>
         <w:jc w:val="both"/>
         <w:rPr>
-          <w:rFonts w:ascii="Calibri" w:hAnsi="Calibri" w:cs="Calibri" w:hint="eastAsia"/>
+          <w:rFonts w:ascii="Calibri" w:hAnsi="Calibri" w:cs="Calibri"/>
           <w:color w:val="215E99" w:themeColor="text2" w:themeTint="BF"/>
         </w:rPr>
       </w:pPr>
@@ -1362,7 +1362,7 @@
         <w:ind w:left="360"/>
         <w:jc w:val="both"/>
         <w:rPr>
-          <w:rFonts w:ascii="Calibri" w:hAnsi="Calibri" w:cs="Calibri" w:hint="eastAsia"/>
+          <w:rFonts w:ascii="Calibri" w:hAnsi="Calibri" w:cs="Calibri"/>
         </w:rPr>
       </w:pPr>
       <w:r>
@@ -1484,7 +1484,7 @@
         <w:ind w:left="360"/>
         <w:jc w:val="both"/>
         <w:rPr>
-          <w:rFonts w:ascii="Calibri" w:hAnsi="Calibri" w:cs="Calibri" w:hint="eastAsia"/>
+          <w:rFonts w:ascii="Calibri" w:hAnsi="Calibri" w:cs="Calibri"/>
         </w:rPr>
       </w:pPr>
     </w:p>
@@ -1600,21 +1600,7 @@
           <w:rFonts w:ascii="Calibri" w:hAnsi="Calibri" w:cs="Calibri"/>
           <w:color w:val="215E99" w:themeColor="text2" w:themeTint="BF"/>
         </w:rPr>
-        <w:t xml:space="preserve"> suggested, we have provided </w:t>
-      </w:r>
-      <w:r>
-        <w:rPr>
-          <w:rFonts w:ascii="Calibri" w:hAnsi="Calibri" w:cs="Calibri"/>
-          <w:color w:val="215E99" w:themeColor="text2" w:themeTint="BF"/>
-        </w:rPr>
-        <w:t>an</w:t>
-      </w:r>
-      <w:r>
-        <w:rPr>
-          <w:rFonts w:ascii="Calibri" w:hAnsi="Calibri" w:cs="Calibri"/>
-          <w:color w:val="215E99" w:themeColor="text2" w:themeTint="BF"/>
-        </w:rPr>
-        <w:t xml:space="preserve"> easy-to-understood case to explain the detailed</w:t>
+        <w:t xml:space="preserve"> suggested, we have provided an easy-to-understood case to explain the detailed</w:t>
       </w:r>
       <w:r>
         <w:rPr>
@@ -1862,14 +1848,7 @@
                   <w:rFonts w:ascii="Cambria Math" w:hAnsi="Cambria Math" w:cs="Calibri"/>
                   <w:color w:val="215E99" w:themeColor="text2" w:themeTint="BF"/>
                 </w:rPr>
-                <m:t>p</m:t>
-              </m:r>
-              <m:r>
-                <w:rPr>
-                  <w:rFonts w:ascii="Cambria Math" w:hAnsi="Cambria Math" w:cs="Calibri"/>
-                  <w:color w:val="215E99" w:themeColor="text2" w:themeTint="BF"/>
-                </w:rPr>
-                <m:t>=</m:t>
+                <m:t>p=</m:t>
               </m:r>
               <m:sSup>
                 <m:sSupPr>
@@ -2009,14 +1988,7 @@
                               <w:rFonts w:ascii="Cambria Math" w:hAnsi="Cambria Math" w:cs="Calibri"/>
                               <w:color w:val="215E99" w:themeColor="text2" w:themeTint="BF"/>
                             </w:rPr>
-                            <m:t>f</m:t>
-                          </m:r>
-                          <m:r>
-                            <w:rPr>
-                              <w:rFonts w:ascii="Cambria Math" w:hAnsi="Cambria Math" w:cs="Calibri"/>
-                              <w:color w:val="215E99" w:themeColor="text2" w:themeTint="BF"/>
-                            </w:rPr>
-                            <m:t>-</m:t>
+                            <m:t>f-</m:t>
                           </m:r>
                           <m:sSup>
                             <m:sSupPr>
@@ -2646,7 +2618,7 @@
         <w:ind w:left="360"/>
         <w:jc w:val="both"/>
         <w:rPr>
-          <w:rFonts w:ascii="Calibri" w:hAnsi="Calibri" w:cs="Calibri" w:hint="eastAsia"/>
+          <w:rFonts w:ascii="Calibri" w:hAnsi="Calibri" w:cs="Calibri"/>
           <w:color w:val="215E99" w:themeColor="text2" w:themeTint="BF"/>
         </w:rPr>
       </w:pPr>
@@ -3521,14 +3493,7 @@
           <w:rFonts w:ascii="Calibri" w:hAnsi="Calibri" w:cs="Calibri"/>
           <w:color w:val="215E99" w:themeColor="text2" w:themeTint="BF"/>
         </w:rPr>
-        <w:t>determined</w:t>
-      </w:r>
-      <w:r>
-        <w:rPr>
-          <w:rFonts w:ascii="Calibri" w:hAnsi="Calibri" w:cs="Calibri"/>
-          <w:color w:val="215E99" w:themeColor="text2" w:themeTint="BF"/>
-        </w:rPr>
-        <w:t xml:space="preserve"> by selecting the current actual discrete value</w:t>
+        <w:t>determined by selecting the current actual discrete value</w:t>
       </w:r>
       <w:r>
         <w:rPr>
@@ -3813,14 +3778,7 @@
           <w:rFonts w:ascii="Calibri" w:hAnsi="Calibri" w:cs="Calibri"/>
           <w:color w:val="215E99" w:themeColor="text2" w:themeTint="BF"/>
         </w:rPr>
-        <w:t>to</w:t>
-      </w:r>
-      <w:r>
-        <w:rPr>
-          <w:rFonts w:ascii="Calibri" w:hAnsi="Calibri" w:cs="Calibri"/>
-          <w:color w:val="215E99" w:themeColor="text2" w:themeTint="BF"/>
-        </w:rPr>
-        <w:t xml:space="preserve"> restrict the uniqueness of k1 and k2 within their discretized differential value intervals, it is obviously necessary to add the </w:t>
+        <w:t xml:space="preserve">to restrict the uniqueness of k1 and k2 within their discretized differential value intervals, it is obviously necessary to add the </w:t>
       </w:r>
       <w:r>
         <w:rPr>
@@ -3999,14 +3957,7 @@
                             <w:rFonts w:ascii="Cambria Math" w:hAnsi="Cambria Math" w:cs="Calibri"/>
                             <w:color w:val="215E99" w:themeColor="text2" w:themeTint="BF"/>
                           </w:rPr>
-                          <m:t>=</m:t>
-                        </m:r>
-                        <m:r>
-                          <w:rPr>
-                            <w:rFonts w:ascii="Cambria Math" w:hAnsi="Cambria Math" w:cs="Calibri"/>
-                            <w:color w:val="215E99" w:themeColor="text2" w:themeTint="BF"/>
-                          </w:rPr>
-                          <m:t>1,∀n∈</m:t>
+                          <m:t>=1,∀n∈</m:t>
                         </m:r>
                         <m:d>
                           <m:dPr>
@@ -4199,23 +4150,17 @@
         <w:ind w:left="360"/>
         <w:jc w:val="both"/>
         <w:rPr>
-          <w:rFonts w:ascii="Calibri" w:hAnsi="Calibri" w:cs="Calibri" w:hint="eastAsia"/>
-          <w:color w:val="215E99" w:themeColor="text2" w:themeTint="BF"/>
-        </w:rPr>
-      </w:pPr>
-      <w:r>
-        <w:rPr>
-          <w:rFonts w:ascii="Calibri" w:hAnsi="Calibri" w:cs="Calibri"/>
-          <w:color w:val="215E99" w:themeColor="text2" w:themeTint="BF"/>
-        </w:rPr>
-        <w:t xml:space="preserve">By integrating the </w:t>
-      </w:r>
-      <w:r>
-        <w:rPr>
-          <w:rFonts w:ascii="Calibri" w:hAnsi="Calibri" w:cs="Calibri"/>
-          <w:color w:val="215E99" w:themeColor="text2" w:themeTint="BF"/>
-        </w:rPr>
-        <w:t>operations</w:t>
+          <w:rFonts w:ascii="Calibri" w:hAnsi="Calibri" w:cs="Calibri"/>
+          <w:color w:val="215E99" w:themeColor="text2" w:themeTint="BF"/>
+        </w:rPr>
+      </w:pPr>
+      <w:bookmarkStart w:id="1" w:name="OLE_LINK1"/>
+      <w:r>
+        <w:rPr>
+          <w:rFonts w:ascii="Calibri" w:hAnsi="Calibri" w:cs="Calibri"/>
+          <w:color w:val="215E99" w:themeColor="text2" w:themeTint="BF"/>
+        </w:rPr>
+        <w:t>By integrating the operations</w:t>
       </w:r>
       <w:r>
         <w:rPr>
@@ -4260,6 +4205,7 @@
         <w:t>illustrates the correspondence between the solution derived using SOS-1 and the original constraints. It can be observed that the adopted constraint reformulation process is capable of accurately depicting the structure of the original constraints.</w:t>
       </w:r>
     </w:p>
+    <w:bookmarkEnd w:id="1"/>
     <w:p>
       <w:pPr>
         <w:pStyle w:val="a9"/>
@@ -4268,7 +4214,7 @@
         <w:ind w:left="360"/>
         <w:jc w:val="both"/>
         <w:rPr>
-          <w:rFonts w:ascii="Calibri" w:hAnsi="Calibri" w:cs="Calibri" w:hint="eastAsia"/>
+          <w:rFonts w:ascii="Calibri" w:hAnsi="Calibri" w:cs="Calibri"/>
           <w:color w:val="215E99" w:themeColor="text2" w:themeTint="BF"/>
         </w:rPr>
       </w:pPr>
@@ -4464,7 +4410,7 @@
         <w:spacing w:after="0" w:line="240" w:lineRule="auto"/>
         <w:jc w:val="both"/>
         <w:rPr>
-          <w:rFonts w:ascii="Calibri" w:hAnsi="Calibri" w:cs="Calibri" w:hint="eastAsia"/>
+          <w:rFonts w:ascii="Calibri" w:hAnsi="Calibri" w:cs="Calibri"/>
         </w:rPr>
       </w:pPr>
     </w:p>
@@ -4662,7 +4608,7 @@
         <w:ind w:left="360"/>
         <w:jc w:val="both"/>
         <w:rPr>
-          <w:rFonts w:ascii="Calibri" w:hAnsi="Calibri" w:cs="Calibri" w:hint="eastAsia"/>
+          <w:rFonts w:ascii="Calibri" w:hAnsi="Calibri" w:cs="Calibri"/>
         </w:rPr>
       </w:pPr>
     </w:p>
@@ -4752,7 +4698,7 @@
         <w:ind w:left="360"/>
         <w:jc w:val="both"/>
         <w:rPr>
-          <w:rFonts w:ascii="Calibri" w:hAnsi="Calibri" w:cs="Calibri" w:hint="eastAsia"/>
+          <w:rFonts w:ascii="Calibri" w:hAnsi="Calibri" w:cs="Calibri"/>
           <w:color w:val="215E99" w:themeColor="text2" w:themeTint="BF"/>
         </w:rPr>
       </w:pPr>
@@ -4786,21 +4732,7 @@
           <w:rFonts w:ascii="Calibri" w:hAnsi="Calibri" w:cs="Calibri"/>
           <w:color w:val="215E99" w:themeColor="text2" w:themeTint="BF"/>
         </w:rPr>
-        <w:t xml:space="preserve">similar grammar issues and spelling problems have </w:t>
-      </w:r>
-      <w:r>
-        <w:rPr>
-          <w:rFonts w:ascii="Calibri" w:hAnsi="Calibri" w:cs="Calibri"/>
-          <w:color w:val="215E99" w:themeColor="text2" w:themeTint="BF"/>
-        </w:rPr>
-        <w:t>been</w:t>
-      </w:r>
-      <w:r>
-        <w:rPr>
-          <w:rFonts w:ascii="Calibri" w:hAnsi="Calibri" w:cs="Calibri"/>
-          <w:color w:val="215E99" w:themeColor="text2" w:themeTint="BF"/>
-        </w:rPr>
-        <w:t xml:space="preserve"> also double-checked in the revised</w:t>
+        <w:t>similar grammar issues and spelling problems have been also double-checked in the revised</w:t>
       </w:r>
       <w:r>
         <w:rPr>
@@ -4824,7 +4756,7 @@
         <w:ind w:left="360"/>
         <w:jc w:val="both"/>
         <w:rPr>
-          <w:rFonts w:ascii="Calibri" w:hAnsi="Calibri" w:cs="Calibri" w:hint="eastAsia"/>
+          <w:rFonts w:ascii="Calibri" w:hAnsi="Calibri" w:cs="Calibri"/>
         </w:rPr>
       </w:pPr>
     </w:p>
@@ -4946,7 +4878,7 @@
         <w:ind w:left="360"/>
         <w:jc w:val="both"/>
         <w:rPr>
-          <w:rFonts w:ascii="Calibri" w:hAnsi="Calibri" w:cs="Calibri" w:hint="eastAsia"/>
+          <w:rFonts w:ascii="Calibri" w:hAnsi="Calibri" w:cs="Calibri"/>
         </w:rPr>
       </w:pPr>
     </w:p>
@@ -4967,7 +4899,7 @@
         <w:spacing w:after="0" w:line="240" w:lineRule="auto"/>
         <w:jc w:val="both"/>
         <w:rPr>
-          <w:rFonts w:ascii="Calibri" w:hAnsi="Calibri" w:cs="Calibri" w:hint="eastAsia"/>
+          <w:rFonts w:ascii="Calibri" w:hAnsi="Calibri" w:cs="Calibri"/>
         </w:rPr>
       </w:pPr>
     </w:p>
@@ -5051,7 +4983,7 @@
           <w:rFonts w:ascii="Calibri" w:hAnsi="Calibri" w:cs="Calibri"/>
         </w:rPr>
       </w:pPr>
-      <w:bookmarkStart w:id="1" w:name="OLE_LINK5"/>
+      <w:bookmarkStart w:id="2" w:name="OLE_LINK5"/>
       <w:r>
         <w:rPr>
           <w:rFonts w:ascii="Calibri" w:hAnsi="Calibri" w:cs="Calibri"/>
@@ -5059,7 +4991,7 @@
         <w:t>It is recommended to clearly distinguish between the effects of load balancing processes across multi DCCs and the detailed DVFS control scheme hosted within individual DCC in this paper, and a more high-level explanation describing these two processes would be better for enhancing readability.</w:t>
       </w:r>
     </w:p>
-    <w:bookmarkEnd w:id="1"/>
+    <w:bookmarkEnd w:id="2"/>
     <w:p>
       <w:pPr>
         <w:pStyle w:val="a9"/>
@@ -5401,14 +5333,7 @@
           <w:rFonts w:ascii="Calibri" w:hAnsi="Calibri" w:cs="Calibri"/>
           <w:color w:val="215E99" w:themeColor="text2" w:themeTint="BF"/>
         </w:rPr>
-        <w:t>processes</w:t>
-      </w:r>
-      <w:r>
-        <w:rPr>
-          <w:rFonts w:ascii="Calibri" w:hAnsi="Calibri" w:cs="Calibri"/>
-          <w:color w:val="215E99" w:themeColor="text2" w:themeTint="BF"/>
-        </w:rPr>
-        <w:t>.</w:t>
+        <w:t>processes.</w:t>
       </w:r>
     </w:p>
     <w:p>
@@ -5418,7 +5343,7 @@
         <w:ind w:left="360"/>
         <w:jc w:val="both"/>
         <w:rPr>
-          <w:rFonts w:ascii="Calibri" w:hAnsi="Calibri" w:cs="Calibri" w:hint="eastAsia"/>
+          <w:rFonts w:ascii="Calibri" w:hAnsi="Calibri" w:cs="Calibri"/>
           <w:color w:val="215E99" w:themeColor="text2" w:themeTint="BF"/>
         </w:rPr>
       </w:pPr>
@@ -5532,14 +5457,7 @@
           <w:rFonts w:ascii="Calibri" w:hAnsi="Calibri" w:cs="Calibri"/>
           <w:color w:val="215E99" w:themeColor="text2" w:themeTint="BF"/>
         </w:rPr>
-        <w:t xml:space="preserve"> </w:t>
-      </w:r>
-      <w:r>
-        <w:rPr>
-          <w:rFonts w:ascii="Calibri" w:hAnsi="Calibri" w:cs="Calibri"/>
-          <w:color w:val="215E99" w:themeColor="text2" w:themeTint="BF"/>
-        </w:rPr>
-        <w:t>Each DCC further refines its power usage through DVFS-based adjustment on individual computing devices, enabling fine-grained, rapid, and controllable demand response.</w:t>
+        <w:t xml:space="preserve"> Each DCC further refines its power usage through DVFS-based adjustment on individual computing devices, enabling fine-grained, rapid, and controllable demand response.</w:t>
       </w:r>
       <w:r>
         <w:rPr>
@@ -5612,7 +5530,7 @@
         <w:ind w:left="360"/>
         <w:jc w:val="both"/>
         <w:rPr>
-          <w:rFonts w:ascii="Calibri" w:hAnsi="Calibri" w:cs="Calibri" w:hint="eastAsia"/>
+          <w:rFonts w:ascii="Calibri" w:hAnsi="Calibri" w:cs="Calibri"/>
           <w:color w:val="215E99" w:themeColor="text2" w:themeTint="BF"/>
         </w:rPr>
       </w:pPr>
@@ -5643,7 +5561,7 @@
         <w:ind w:left="360"/>
         <w:jc w:val="both"/>
         <w:rPr>
-          <w:rFonts w:ascii="Calibri" w:hAnsi="Calibri" w:cs="Calibri" w:hint="eastAsia"/>
+          <w:rFonts w:ascii="Calibri" w:hAnsi="Calibri" w:cs="Calibri"/>
         </w:rPr>
       </w:pPr>
     </w:p>
@@ -5674,7 +5592,7 @@
         <w:ind w:left="360"/>
         <w:jc w:val="both"/>
         <w:rPr>
-          <w:rFonts w:ascii="Calibri" w:hAnsi="Calibri" w:cs="Calibri" w:hint="eastAsia"/>
+          <w:rFonts w:ascii="Calibri" w:hAnsi="Calibri" w:cs="Calibri"/>
         </w:rPr>
       </w:pPr>
     </w:p>
@@ -5970,7 +5888,7 @@
         <w:ind w:left="360"/>
         <w:jc w:val="both"/>
         <w:rPr>
-          <w:rFonts w:ascii="Calibri" w:hAnsi="Calibri" w:cs="Calibri" w:hint="eastAsia"/>
+          <w:rFonts w:ascii="Calibri" w:hAnsi="Calibri" w:cs="Calibri"/>
         </w:rPr>
       </w:pPr>
     </w:p>
@@ -6001,7 +5919,7 @@
         <w:ind w:left="360"/>
         <w:jc w:val="both"/>
         <w:rPr>
-          <w:rFonts w:ascii="Calibri" w:hAnsi="Calibri" w:cs="Calibri" w:hint="eastAsia"/>
+          <w:rFonts w:ascii="Calibri" w:hAnsi="Calibri" w:cs="Calibri"/>
           <w:color w:val="215E99" w:themeColor="text2" w:themeTint="BF"/>
         </w:rPr>
       </w:pPr>
@@ -6061,7 +5979,7 @@
         <w:ind w:left="360"/>
         <w:jc w:val="both"/>
         <w:rPr>
-          <w:rFonts w:ascii="Calibri" w:hAnsi="Calibri" w:cs="Calibri" w:hint="eastAsia"/>
+          <w:rFonts w:ascii="Calibri" w:hAnsi="Calibri" w:cs="Calibri"/>
           <w:color w:val="215E99" w:themeColor="text2" w:themeTint="BF"/>
         </w:rPr>
       </w:pPr>
@@ -6073,7 +5991,7 @@
         <w:ind w:left="360"/>
         <w:jc w:val="both"/>
         <w:rPr>
-          <w:rFonts w:ascii="Calibri" w:hAnsi="Calibri" w:cs="Calibri" w:hint="eastAsia"/>
+          <w:rFonts w:ascii="Calibri" w:hAnsi="Calibri" w:cs="Calibri"/>
         </w:rPr>
       </w:pPr>
       <w:r>
@@ -6119,7 +6037,7 @@
         <w:ind w:left="360"/>
         <w:jc w:val="both"/>
         <w:rPr>
-          <w:rFonts w:ascii="Calibri" w:hAnsi="Calibri" w:cs="Calibri" w:hint="eastAsia"/>
+          <w:rFonts w:ascii="Calibri" w:hAnsi="Calibri" w:cs="Calibri"/>
           <w:color w:val="215E99" w:themeColor="text2" w:themeTint="BF"/>
         </w:rPr>
       </w:pPr>
@@ -6157,7 +6075,7 @@
         </w:rPr>
         <w:br/>
       </w:r>
-      <w:bookmarkStart w:id="2" w:name="OLE_LINK4"/>
+      <w:bookmarkStart w:id="3" w:name="OLE_LINK4"/>
       <w:r>
         <w:rPr>
           <w:rFonts w:ascii="Calibri" w:hAnsi="Calibri" w:cs="Calibri" w:hint="eastAsia"/>
@@ -6259,7 +6177,7 @@
         </w:rPr>
         <w:t>These features make DCCs valuable contributors to real-time frequency dispatch, enhancing short-term stability and reducing reliance on conventional generators.</w:t>
       </w:r>
-      <w:bookmarkEnd w:id="2"/>
+      <w:bookmarkEnd w:id="3"/>
       <w:r>
         <w:rPr>
           <w:rFonts w:ascii="Calibri" w:hAnsi="Calibri" w:cs="Calibri" w:hint="eastAsia"/>
@@ -6294,7 +6212,7 @@
         <w:ind w:left="360"/>
         <w:jc w:val="both"/>
         <w:rPr>
-          <w:rFonts w:ascii="Calibri" w:hAnsi="Calibri" w:cs="Calibri" w:hint="eastAsia"/>
+          <w:rFonts w:ascii="Calibri" w:hAnsi="Calibri" w:cs="Calibri"/>
           <w:color w:val="215E99" w:themeColor="text2" w:themeTint="BF"/>
         </w:rPr>
       </w:pPr>
@@ -6313,25 +6231,25 @@
         <w:ind w:left="360"/>
         <w:jc w:val="both"/>
         <w:rPr>
-          <w:rFonts w:ascii="Calibri" w:hAnsi="Calibri" w:cs="Calibri" w:hint="eastAsia"/>
-        </w:rPr>
-      </w:pPr>
-    </w:p>
-    <w:p>
-      <w:pPr>
-        <w:spacing w:after="0" w:line="240" w:lineRule="auto"/>
-        <w:jc w:val="both"/>
-        <w:rPr>
-          <w:rFonts w:ascii="Calibri" w:hAnsi="Calibri" w:cs="Calibri"/>
-        </w:rPr>
-      </w:pPr>
-    </w:p>
-    <w:p>
-      <w:pPr>
-        <w:spacing w:after="0" w:line="240" w:lineRule="auto"/>
-        <w:jc w:val="both"/>
-        <w:rPr>
-          <w:rFonts w:ascii="Calibri" w:hAnsi="Calibri" w:cs="Calibri" w:hint="eastAsia"/>
+          <w:rFonts w:ascii="Calibri" w:hAnsi="Calibri" w:cs="Calibri"/>
+        </w:rPr>
+      </w:pPr>
+    </w:p>
+    <w:p>
+      <w:pPr>
+        <w:spacing w:after="0" w:line="240" w:lineRule="auto"/>
+        <w:jc w:val="both"/>
+        <w:rPr>
+          <w:rFonts w:ascii="Calibri" w:hAnsi="Calibri" w:cs="Calibri"/>
+        </w:rPr>
+      </w:pPr>
+    </w:p>
+    <w:p>
+      <w:pPr>
+        <w:spacing w:after="0" w:line="240" w:lineRule="auto"/>
+        <w:jc w:val="both"/>
+        <w:rPr>
+          <w:rFonts w:ascii="Calibri" w:hAnsi="Calibri" w:cs="Calibri"/>
         </w:rPr>
       </w:pPr>
     </w:p>
@@ -8274,6 +8192,7 @@
   <w:style w:type="character" w:default="1" w:styleId="a0">
     <w:name w:val="Default Paragraph Font"/>
     <w:uiPriority w:val="1"/>
+    <w:semiHidden/>
     <w:unhideWhenUsed/>
   </w:style>
   <w:style w:type="table" w:default="1" w:styleId="a1">

--- a/paper/response.docx
+++ b/paper/response.docx
@@ -18,6 +18,364 @@
           <w:b/>
           <w:bCs/>
         </w:rPr>
+        <w:t>Associate Editor</w:t>
+      </w:r>
+    </w:p>
+    <w:p>
+      <w:pPr>
+        <w:spacing w:after="0" w:line="240" w:lineRule="auto"/>
+        <w:jc w:val="both"/>
+        <w:rPr>
+          <w:rFonts w:ascii="Calibri" w:hAnsi="Calibri" w:cs="Calibri"/>
+          <w:b/>
+          <w:bCs/>
+        </w:rPr>
+      </w:pPr>
+    </w:p>
+    <w:p>
+      <w:pPr>
+        <w:spacing w:after="0" w:line="240" w:lineRule="auto"/>
+        <w:jc w:val="both"/>
+        <w:rPr>
+          <w:rFonts w:ascii="Calibri" w:hAnsi="Calibri" w:cs="Calibri"/>
+        </w:rPr>
+      </w:pPr>
+      <w:r>
+        <w:rPr>
+          <w:rFonts w:ascii="Calibri" w:hAnsi="Calibri" w:cs="Calibri"/>
+          <w:b/>
+          <w:bCs/>
+        </w:rPr>
+        <w:t>REQUIRED</w:t>
+      </w:r>
+      <w:r>
+        <w:rPr>
+          <w:rFonts w:ascii="Calibri" w:hAnsi="Calibri" w:cs="Calibri"/>
+        </w:rPr>
+        <w:t>: Comments to the Author:</w:t>
+      </w:r>
+    </w:p>
+    <w:p>
+      <w:pPr>
+        <w:spacing w:after="0" w:line="240" w:lineRule="auto"/>
+        <w:jc w:val="both"/>
+        <w:rPr>
+          <w:rFonts w:ascii="Calibri" w:hAnsi="Calibri" w:cs="Calibri"/>
+        </w:rPr>
+      </w:pPr>
+      <w:r>
+        <w:rPr>
+          <w:rFonts w:ascii="Calibri" w:hAnsi="Calibri" w:cs="Calibri"/>
+        </w:rPr>
+        <w:t>This paper has been reviewed by three experts in this field. The topic is timely and the structure is clear, but several issues should be addressed. The distinction between inter-cluster load balancing and intra-cluster DVFS control needs clearer explanation. The contribution and novelty should be emphasized in the introduction. Figures and units should be standardized. The modeling section requires brief clarification of SOS-1 and McCormick methods, and runtime comparison should be added to show feasibility. The role of DCCs in frequency response should be further discussed, and the manuscript needs careful proofreading.</w:t>
+      </w:r>
+    </w:p>
+    <w:p>
+      <w:pPr>
+        <w:spacing w:after="0" w:line="240" w:lineRule="auto"/>
+        <w:jc w:val="both"/>
+        <w:rPr>
+          <w:rFonts w:ascii="Calibri" w:hAnsi="Calibri" w:cs="Calibri"/>
+        </w:rPr>
+      </w:pPr>
+    </w:p>
+    <w:p>
+      <w:pPr>
+        <w:spacing w:after="0" w:line="240" w:lineRule="auto"/>
+        <w:ind w:left="360"/>
+        <w:jc w:val="both"/>
+        <w:rPr>
+          <w:rFonts w:ascii="Calibri" w:hAnsi="Calibri" w:cs="Calibri"/>
+          <w:color w:val="215E99" w:themeColor="text2" w:themeTint="BF"/>
+        </w:rPr>
+      </w:pPr>
+      <w:r>
+        <w:rPr>
+          <w:rFonts w:ascii="Calibri" w:hAnsi="Calibri" w:cs="Calibri"/>
+          <w:b/>
+          <w:bCs/>
+        </w:rPr>
+        <w:t>Response</w:t>
+      </w:r>
+      <w:r>
+        <w:rPr>
+          <w:rFonts w:ascii="Calibri" w:hAnsi="Calibri" w:cs="Calibri" w:hint="eastAsia"/>
+          <w:b/>
+          <w:bCs/>
+        </w:rPr>
+        <w:t>:</w:t>
+      </w:r>
+      <w:r>
+        <w:rPr>
+          <w:rFonts w:ascii="Calibri" w:hAnsi="Calibri" w:cs="Calibri"/>
+        </w:rPr>
+        <w:br/>
+      </w:r>
+      <w:r>
+        <w:rPr>
+          <w:rFonts w:ascii="Calibri" w:hAnsi="Calibri" w:cs="Calibri" w:hint="eastAsia"/>
+          <w:color w:val="215E99" w:themeColor="text2" w:themeTint="BF"/>
+        </w:rPr>
+        <w:t xml:space="preserve">Thank you for your kindness and </w:t>
+      </w:r>
+      <w:r>
+        <w:rPr>
+          <w:rFonts w:ascii="Calibri" w:hAnsi="Calibri" w:cs="Calibri"/>
+          <w:color w:val="215E99" w:themeColor="text2" w:themeTint="BF"/>
+        </w:rPr>
+        <w:t>wonderful</w:t>
+      </w:r>
+      <w:r>
+        <w:rPr>
+          <w:rFonts w:ascii="Calibri" w:hAnsi="Calibri" w:cs="Calibri" w:hint="eastAsia"/>
+          <w:color w:val="215E99" w:themeColor="text2" w:themeTint="BF"/>
+        </w:rPr>
+        <w:t xml:space="preserve"> suggestions.</w:t>
+      </w:r>
+    </w:p>
+    <w:p>
+      <w:pPr>
+        <w:spacing w:after="0" w:line="240" w:lineRule="auto"/>
+        <w:ind w:left="360"/>
+        <w:jc w:val="both"/>
+        <w:rPr>
+          <w:rFonts w:ascii="Calibri" w:hAnsi="Calibri" w:cs="Calibri"/>
+          <w:color w:val="215E99" w:themeColor="text2" w:themeTint="BF"/>
+        </w:rPr>
+      </w:pPr>
+      <w:r>
+        <w:rPr>
+          <w:rFonts w:ascii="Calibri" w:hAnsi="Calibri" w:cs="Calibri" w:hint="eastAsia"/>
+          <w:color w:val="215E99" w:themeColor="text2" w:themeTint="BF"/>
+        </w:rPr>
+        <w:t xml:space="preserve">We have fully </w:t>
+      </w:r>
+      <w:r>
+        <w:rPr>
+          <w:rFonts w:ascii="Calibri" w:hAnsi="Calibri" w:cs="Calibri"/>
+          <w:color w:val="215E99" w:themeColor="text2" w:themeTint="BF"/>
+        </w:rPr>
+        <w:t>responded to</w:t>
+      </w:r>
+      <w:r>
+        <w:rPr>
+          <w:rFonts w:ascii="Calibri" w:hAnsi="Calibri" w:cs="Calibri" w:hint="eastAsia"/>
+          <w:color w:val="215E99" w:themeColor="text2" w:themeTint="BF"/>
+        </w:rPr>
+        <w:t xml:space="preserve"> the suggestions provided by </w:t>
+      </w:r>
+      <w:r>
+        <w:rPr>
+          <w:rFonts w:ascii="Calibri" w:hAnsi="Calibri" w:cs="Calibri"/>
+          <w:color w:val="215E99" w:themeColor="text2" w:themeTint="BF"/>
+        </w:rPr>
+        <w:t>reviewers and</w:t>
+      </w:r>
+      <w:r>
+        <w:rPr>
+          <w:rFonts w:ascii="Calibri" w:hAnsi="Calibri" w:cs="Calibri" w:hint="eastAsia"/>
+          <w:color w:val="215E99" w:themeColor="text2" w:themeTint="BF"/>
+        </w:rPr>
+        <w:t xml:space="preserve"> </w:t>
+      </w:r>
+      <w:r>
+        <w:rPr>
+          <w:rFonts w:ascii="Calibri" w:hAnsi="Calibri" w:cs="Calibri"/>
+          <w:color w:val="215E99" w:themeColor="text2" w:themeTint="BF"/>
+        </w:rPr>
+        <w:t>made extensive changes according to the reviewers’ recommendations, including</w:t>
+      </w:r>
+      <w:r>
+        <w:rPr>
+          <w:rFonts w:ascii="Calibri" w:hAnsi="Calibri" w:cs="Calibri" w:hint="eastAsia"/>
+          <w:color w:val="215E99" w:themeColor="text2" w:themeTint="BF"/>
+        </w:rPr>
+        <w:t xml:space="preserve"> that</w:t>
+      </w:r>
+      <w:r>
+        <w:rPr>
+          <w:rFonts w:ascii="Calibri" w:hAnsi="Calibri" w:cs="Calibri"/>
+          <w:color w:val="215E99" w:themeColor="text2" w:themeTint="BF"/>
+        </w:rPr>
+        <w:t>:</w:t>
+      </w:r>
+    </w:p>
+    <w:p>
+      <w:pPr>
+        <w:pStyle w:val="a9"/>
+        <w:numPr>
+          <w:ilvl w:val="0"/>
+          <w:numId w:val="17"/>
+        </w:numPr>
+        <w:spacing w:after="0" w:line="240" w:lineRule="auto"/>
+        <w:jc w:val="both"/>
+        <w:rPr>
+          <w:rFonts w:ascii="Calibri" w:hAnsi="Calibri" w:cs="Calibri"/>
+          <w:color w:val="215E99" w:themeColor="text2" w:themeTint="BF"/>
+        </w:rPr>
+      </w:pPr>
+      <w:r>
+        <w:rPr>
+          <w:rFonts w:ascii="Calibri" w:hAnsi="Calibri" w:cs="Calibri"/>
+          <w:color w:val="215E99" w:themeColor="text2" w:themeTint="BF"/>
+        </w:rPr>
+        <w:t>We have rewritten the introduction section and emphasized the main contributions of this work. In addition, the supplementary benefits provided by DCCs in frequency dynamic response are discussed. Based on these improvements, a high-level research framework describing power system scheduling with flexibility support from multiple DCCs is illustrated in Section II of the revised manuscript.</w:t>
+      </w:r>
+    </w:p>
+    <w:p>
+      <w:pPr>
+        <w:pStyle w:val="a9"/>
+        <w:numPr>
+          <w:ilvl w:val="0"/>
+          <w:numId w:val="17"/>
+        </w:numPr>
+        <w:spacing w:after="0" w:line="240" w:lineRule="auto"/>
+        <w:jc w:val="both"/>
+        <w:rPr>
+          <w:rFonts w:ascii="Calibri" w:hAnsi="Calibri" w:cs="Calibri"/>
+          <w:color w:val="215E99" w:themeColor="text2" w:themeTint="BF"/>
+        </w:rPr>
+      </w:pPr>
+      <w:r>
+        <w:rPr>
+          <w:rFonts w:ascii="Calibri" w:hAnsi="Calibri" w:cs="Calibri"/>
+          <w:color w:val="215E99" w:themeColor="text2" w:themeTint="BF"/>
+        </w:rPr>
+        <w:t>The effects and physical interactions between inter-level workload reallocation and balancing among multiple DCCs, as well as the detailed intra-level power consumption controlled via DVFS within individual DCCs, have been clarified and analyzed.</w:t>
+      </w:r>
+    </w:p>
+    <w:p>
+      <w:pPr>
+        <w:pStyle w:val="a9"/>
+        <w:numPr>
+          <w:ilvl w:val="0"/>
+          <w:numId w:val="17"/>
+        </w:numPr>
+        <w:spacing w:after="0" w:line="240" w:lineRule="auto"/>
+        <w:jc w:val="both"/>
+        <w:rPr>
+          <w:rFonts w:ascii="Calibri" w:hAnsi="Calibri" w:cs="Calibri"/>
+          <w:color w:val="215E99" w:themeColor="text2" w:themeTint="BF"/>
+        </w:rPr>
+      </w:pPr>
+      <w:r>
+        <w:rPr>
+          <w:rFonts w:ascii="Calibri" w:hAnsi="Calibri" w:cs="Calibri"/>
+          <w:color w:val="215E99" w:themeColor="text2" w:themeTint="BF"/>
+        </w:rPr>
+        <w:t>The mathematical form of operational constraints characterizing the flexibility potential of DVFS-controlled DCCs has been constructed, and the reformulated linearization processes using SOS1 and McCormick envelopes have been extended. To facilitate readers’ understanding, the essential derivations and computational procedures are presented and discussed explicitly.</w:t>
+      </w:r>
+    </w:p>
+    <w:p>
+      <w:pPr>
+        <w:pStyle w:val="a9"/>
+        <w:numPr>
+          <w:ilvl w:val="0"/>
+          <w:numId w:val="17"/>
+        </w:numPr>
+        <w:spacing w:after="0" w:line="240" w:lineRule="auto"/>
+        <w:jc w:val="both"/>
+        <w:rPr>
+          <w:rFonts w:ascii="Calibri" w:hAnsi="Calibri" w:cs="Calibri"/>
+          <w:color w:val="215E99" w:themeColor="text2" w:themeTint="BF"/>
+        </w:rPr>
+      </w:pPr>
+      <w:r>
+        <w:rPr>
+          <w:rFonts w:ascii="Calibri" w:hAnsi="Calibri" w:cs="Calibri"/>
+          <w:color w:val="215E99" w:themeColor="text2" w:themeTint="BF"/>
+        </w:rPr>
+        <w:t>Both figures and units in Figure 9 are standardized.</w:t>
+      </w:r>
+    </w:p>
+    <w:p>
+      <w:pPr>
+        <w:pStyle w:val="a9"/>
+        <w:numPr>
+          <w:ilvl w:val="0"/>
+          <w:numId w:val="17"/>
+        </w:numPr>
+        <w:spacing w:after="0" w:line="240" w:lineRule="auto"/>
+        <w:jc w:val="both"/>
+        <w:rPr>
+          <w:rFonts w:ascii="Calibri" w:hAnsi="Calibri" w:cs="Calibri"/>
+          <w:color w:val="215E99" w:themeColor="text2" w:themeTint="BF"/>
+        </w:rPr>
+      </w:pPr>
+      <w:r>
+        <w:rPr>
+          <w:rFonts w:ascii="Calibri" w:hAnsi="Calibri" w:cs="Calibri"/>
+          <w:color w:val="215E99" w:themeColor="text2" w:themeTint="BF"/>
+        </w:rPr>
+        <w:t>Both the runtime and CPU memory consumption of the proposed model and benchmark are also compared. Additionally, further discussion on the reallocation of chorological workload under various stochastic scenarios is presented.</w:t>
+      </w:r>
+    </w:p>
+    <w:p>
+      <w:pPr>
+        <w:pStyle w:val="a9"/>
+        <w:pBdr>
+          <w:bottom w:val="single" w:sz="6" w:space="1" w:color="auto"/>
+        </w:pBdr>
+        <w:spacing w:after="0" w:line="240" w:lineRule="auto"/>
+        <w:ind w:left="440"/>
+        <w:jc w:val="both"/>
+        <w:rPr>
+          <w:rFonts w:ascii="Calibri" w:hAnsi="Calibri" w:cs="Calibri"/>
+        </w:rPr>
+      </w:pPr>
+    </w:p>
+    <w:p>
+      <w:pPr>
+        <w:pStyle w:val="a9"/>
+        <w:pBdr>
+          <w:bottom w:val="single" w:sz="6" w:space="1" w:color="auto"/>
+        </w:pBdr>
+        <w:spacing w:after="0" w:line="240" w:lineRule="auto"/>
+        <w:ind w:left="440"/>
+        <w:jc w:val="both"/>
+        <w:rPr>
+          <w:rFonts w:ascii="Calibri" w:hAnsi="Calibri" w:cs="Calibri"/>
+        </w:rPr>
+      </w:pPr>
+    </w:p>
+    <w:p>
+      <w:pPr>
+        <w:spacing w:after="0" w:line="240" w:lineRule="auto"/>
+        <w:jc w:val="both"/>
+        <w:rPr>
+          <w:rFonts w:ascii="Calibri" w:hAnsi="Calibri" w:cs="Calibri"/>
+          <w:b/>
+          <w:bCs/>
+        </w:rPr>
+      </w:pPr>
+    </w:p>
+    <w:p>
+      <w:pPr>
+        <w:spacing w:after="0" w:line="240" w:lineRule="auto"/>
+        <w:jc w:val="both"/>
+        <w:rPr>
+          <w:rFonts w:ascii="Calibri" w:hAnsi="Calibri" w:cs="Calibri"/>
+          <w:b/>
+          <w:bCs/>
+        </w:rPr>
+      </w:pPr>
+    </w:p>
+    <w:p>
+      <w:pPr>
+        <w:spacing w:after="0" w:line="240" w:lineRule="auto"/>
+        <w:jc w:val="both"/>
+        <w:rPr>
+          <w:rFonts w:ascii="Calibri" w:hAnsi="Calibri" w:cs="Calibri"/>
+          <w:b/>
+          <w:bCs/>
+        </w:rPr>
+      </w:pPr>
+      <w:r>
+        <w:rPr>
+          <w:rFonts w:ascii="Calibri" w:hAnsi="Calibri" w:cs="Calibri"/>
+          <w:b/>
+          <w:bCs/>
+        </w:rPr>
         <w:t>Reviewer: 1</w:t>
       </w:r>
     </w:p>
@@ -168,7 +526,21 @@
           <w:rFonts w:ascii="Calibri" w:hAnsi="Calibri" w:cs="Calibri"/>
           <w:color w:val="215E99" w:themeColor="text2" w:themeTint="BF"/>
         </w:rPr>
-        <w:t>Center Clusters (DCCs) flexible capabilities is added in the revised manuscript, which is</w:t>
+        <w:t xml:space="preserve">Center Clusters (DCCs) flexible capabilities is added in </w:t>
+      </w:r>
+      <w:r>
+        <w:rPr>
+          <w:rFonts w:ascii="Calibri" w:hAnsi="Calibri" w:cs="Calibri" w:hint="eastAsia"/>
+          <w:color w:val="215E99" w:themeColor="text2" w:themeTint="BF"/>
+        </w:rPr>
+        <w:t xml:space="preserve">Section II of </w:t>
+      </w:r>
+      <w:r>
+        <w:rPr>
+          <w:rFonts w:ascii="Calibri" w:hAnsi="Calibri" w:cs="Calibri"/>
+          <w:color w:val="215E99" w:themeColor="text2" w:themeTint="BF"/>
+        </w:rPr>
+        <w:t>the revised manuscript, which is</w:t>
       </w:r>
       <w:r>
         <w:rPr>
@@ -195,12 +567,77 @@
     <w:p>
       <w:pPr>
         <w:spacing w:after="0" w:line="240" w:lineRule="auto"/>
-        <w:jc w:val="both"/>
-        <w:rPr>
-          <w:rFonts w:ascii="Calibri" w:hAnsi="Calibri" w:cs="Calibri"/>
-          <w:color w:val="215E99" w:themeColor="text2" w:themeTint="BF"/>
-        </w:rPr>
-      </w:pPr>
+        <w:jc w:val="center"/>
+        <w:rPr>
+          <w:rFonts w:ascii="Calibri" w:hAnsi="Calibri" w:cs="Calibri"/>
+          <w:color w:val="215E99" w:themeColor="text2" w:themeTint="BF"/>
+        </w:rPr>
+      </w:pPr>
+      <w:r>
+        <w:rPr>
+          <w:noProof/>
+        </w:rPr>
+        <w:lastRenderedPageBreak/>
+        <w:drawing>
+          <wp:inline distT="0" distB="0" distL="0" distR="0" wp14:anchorId="46C76775" wp14:editId="77E5A8AF">
+            <wp:extent cx="2471895" cy="2186098"/>
+            <wp:effectExtent l="0" t="0" r="5080" b="5080"/>
+            <wp:docPr id="541445848" name="图片 1" descr="图示, 文本, 聊天或短信&#10;&#10;AI 生成的内容可能不正确。"/>
+            <wp:cNvGraphicFramePr>
+              <a:graphicFrameLocks xmlns:a="http://schemas.openxmlformats.org/drawingml/2006/main" noChangeAspect="1"/>
+            </wp:cNvGraphicFramePr>
+            <a:graphic xmlns:a="http://schemas.openxmlformats.org/drawingml/2006/main">
+              <a:graphicData uri="http://schemas.openxmlformats.org/drawingml/2006/picture">
+                <pic:pic xmlns:pic="http://schemas.openxmlformats.org/drawingml/2006/picture">
+                  <pic:nvPicPr>
+                    <pic:cNvPr id="541445848" name="图片 1" descr="图示, 文本, 聊天或短信&#10;&#10;AI 生成的内容可能不正确。"/>
+                    <pic:cNvPicPr/>
+                  </pic:nvPicPr>
+                  <pic:blipFill>
+                    <a:blip r:embed="rId8"/>
+                    <a:stretch>
+                      <a:fillRect/>
+                    </a:stretch>
+                  </pic:blipFill>
+                  <pic:spPr>
+                    <a:xfrm>
+                      <a:off x="0" y="0"/>
+                      <a:ext cx="2476454" cy="2190130"/>
+                    </a:xfrm>
+                    <a:prstGeom prst="rect">
+                      <a:avLst/>
+                    </a:prstGeom>
+                  </pic:spPr>
+                </pic:pic>
+              </a:graphicData>
+            </a:graphic>
+          </wp:inline>
+        </w:drawing>
+      </w:r>
+    </w:p>
+    <w:p>
+      <w:pPr>
+        <w:spacing w:after="0" w:line="240" w:lineRule="auto"/>
+        <w:jc w:val="center"/>
+        <w:rPr>
+          <w:rFonts w:ascii="Calibri" w:hAnsi="Calibri" w:cs="Calibri"/>
+          <w:color w:val="215E99" w:themeColor="text2" w:themeTint="BF"/>
+        </w:rPr>
+      </w:pPr>
+      <w:r>
+        <w:rPr>
+          <w:rFonts w:ascii="Calibri" w:hAnsi="Calibri" w:cs="Calibri" w:hint="eastAsia"/>
+          <w:color w:val="215E99" w:themeColor="text2" w:themeTint="BF"/>
+        </w:rPr>
+        <w:t>Figures. 1 T</w:t>
+      </w:r>
+      <w:r>
+        <w:rPr>
+          <w:rFonts w:ascii="Calibri" w:hAnsi="Calibri" w:cs="Calibri"/>
+          <w:color w:val="215E99" w:themeColor="text2" w:themeTint="BF"/>
+        </w:rPr>
+        <w:t>he grid-interactive relations between electrical power grid and DVFS-controlled DCCs.</w:t>
+      </w:r>
     </w:p>
     <w:p>
       <w:pPr>
@@ -432,7 +869,6 @@
         <w:rPr>
           <w:rFonts w:ascii="Calibri" w:hAnsi="Calibri" w:cs="Calibri"/>
         </w:rPr>
-        <w:lastRenderedPageBreak/>
         <w:t>It seems that the DVFS-controlled behind data center clusters is a novel point in this work. It is recommended to provide more description and discussions about the control logic in the DVFS-controlled data center clusters.</w:t>
       </w:r>
     </w:p>
@@ -469,6 +905,7 @@
           <w:b/>
           <w:bCs/>
         </w:rPr>
+        <w:lastRenderedPageBreak/>
         <w:t>Response</w:t>
       </w:r>
       <w:r>
@@ -584,14 +1021,105 @@
           <w:rFonts w:ascii="Calibri" w:hAnsi="Calibri" w:cs="Calibri" w:hint="eastAsia"/>
           <w:color w:val="215E99" w:themeColor="text2" w:themeTint="BF"/>
         </w:rPr>
-        <w:t xml:space="preserve"> (see figure 1)</w:t>
-      </w:r>
-      <w:r>
-        <w:rPr>
-          <w:rFonts w:ascii="Calibri" w:hAnsi="Calibri" w:cs="Calibri"/>
-          <w:color w:val="215E99" w:themeColor="text2" w:themeTint="BF"/>
-        </w:rPr>
-        <w:t>. Since chip power consumption is approximately proportional to the square of the voltage and linearly proportional to the frequency, DVFS can significantly reduce both energy use and heat generation during low-load periods, while restoring high-frequency operation under heavy workloads. This dynamic adjustment allows DCCs to maintain computing reliability and performance while achieving</w:t>
+        <w:t xml:space="preserve"> (see </w:t>
+      </w:r>
+      <w:r>
+        <w:rPr>
+          <w:rFonts w:ascii="Calibri" w:hAnsi="Calibri" w:cs="Calibri" w:hint="eastAsia"/>
+          <w:color w:val="215E99" w:themeColor="text2" w:themeTint="BF"/>
+        </w:rPr>
+        <w:t>F</w:t>
+      </w:r>
+      <w:r>
+        <w:rPr>
+          <w:rFonts w:ascii="Calibri" w:hAnsi="Calibri" w:cs="Calibri" w:hint="eastAsia"/>
+          <w:color w:val="215E99" w:themeColor="text2" w:themeTint="BF"/>
+        </w:rPr>
+        <w:t xml:space="preserve">igure </w:t>
+      </w:r>
+      <w:r>
+        <w:rPr>
+          <w:rFonts w:ascii="Calibri" w:hAnsi="Calibri" w:cs="Calibri" w:hint="eastAsia"/>
+          <w:color w:val="215E99" w:themeColor="text2" w:themeTint="BF"/>
+        </w:rPr>
+        <w:t>2</w:t>
+      </w:r>
+      <w:r>
+        <w:rPr>
+          <w:rFonts w:ascii="Calibri" w:hAnsi="Calibri" w:cs="Calibri" w:hint="eastAsia"/>
+          <w:color w:val="215E99" w:themeColor="text2" w:themeTint="BF"/>
+        </w:rPr>
+        <w:t>)</w:t>
+      </w:r>
+      <w:r>
+        <w:rPr>
+          <w:rFonts w:ascii="Calibri" w:hAnsi="Calibri" w:cs="Calibri"/>
+          <w:color w:val="215E99" w:themeColor="text2" w:themeTint="BF"/>
+        </w:rPr>
+        <w:t>. Since chip power consumption is approximately proportional to the square of the voltage and linearly proportional to the frequency, DVFS can significantly reduce both energy use and heat generation during low-load periods, while restoring high-frequency operation under heavy workloads.</w:t>
+      </w:r>
+      <w:r>
+        <w:rPr>
+          <w:rFonts w:ascii="Calibri" w:hAnsi="Calibri" w:cs="Calibri" w:hint="eastAsia"/>
+          <w:color w:val="215E99" w:themeColor="text2" w:themeTint="BF"/>
+        </w:rPr>
+        <w:t xml:space="preserve"> T</w:t>
+      </w:r>
+      <w:r>
+        <w:rPr>
+          <w:rFonts w:ascii="Calibri" w:hAnsi="Calibri" w:cs="Calibri"/>
+          <w:color w:val="215E99" w:themeColor="text2" w:themeTint="BF"/>
+        </w:rPr>
+        <w:t>able.</w:t>
+      </w:r>
+      <w:r>
+        <w:rPr>
+          <w:rFonts w:ascii="Calibri" w:hAnsi="Calibri" w:cs="Calibri" w:hint="eastAsia"/>
+          <w:color w:val="215E99" w:themeColor="text2" w:themeTint="BF"/>
+        </w:rPr>
+        <w:t>1</w:t>
+      </w:r>
+      <w:r>
+        <w:rPr>
+          <w:rFonts w:ascii="Calibri" w:hAnsi="Calibri" w:cs="Calibri"/>
+          <w:color w:val="215E99" w:themeColor="text2" w:themeTint="BF"/>
+        </w:rPr>
+        <w:t xml:space="preserve"> provides a comprehensive comparison of DCC operating states and their corresponding power ratios.</w:t>
+      </w:r>
+      <w:r>
+        <w:rPr>
+          <w:rFonts w:ascii="Calibri" w:hAnsi="Calibri" w:cs="Calibri" w:hint="eastAsia"/>
+          <w:color w:val="215E99" w:themeColor="text2" w:themeTint="BF"/>
+        </w:rPr>
+        <w:t xml:space="preserve"> Such </w:t>
+      </w:r>
+      <w:r>
+        <w:rPr>
+          <w:rFonts w:ascii="Calibri" w:hAnsi="Calibri" w:cs="Calibri"/>
+          <w:color w:val="215E99" w:themeColor="text2" w:themeTint="BF"/>
+        </w:rPr>
+        <w:t xml:space="preserve">dynamic adjustment </w:t>
+      </w:r>
+      <w:r>
+        <w:rPr>
+          <w:rFonts w:ascii="Calibri" w:hAnsi="Calibri" w:cs="Calibri"/>
+          <w:color w:val="215E99" w:themeColor="text2" w:themeTint="BF"/>
+        </w:rPr>
+        <w:t>mechanism</w:t>
+      </w:r>
+      <w:r>
+        <w:rPr>
+          <w:rFonts w:ascii="Calibri" w:hAnsi="Calibri" w:cs="Calibri" w:hint="eastAsia"/>
+          <w:color w:val="215E99" w:themeColor="text2" w:themeTint="BF"/>
+        </w:rPr>
+        <w:t xml:space="preserve"> a</w:t>
+      </w:r>
+      <w:r>
+        <w:rPr>
+          <w:rFonts w:ascii="Calibri" w:hAnsi="Calibri" w:cs="Calibri"/>
+          <w:color w:val="215E99" w:themeColor="text2" w:themeTint="BF"/>
+        </w:rPr>
+        <w:t>llows DCCs to maintain computing reliability and performance while achieving</w:t>
       </w:r>
       <w:r>
         <w:rPr>
@@ -600,6 +1128,20 @@
         </w:rPr>
         <w:t xml:space="preserve"> suitable workload tasks and low time-instant requirement.</w:t>
       </w:r>
+    </w:p>
+    <w:p>
+      <w:pPr>
+        <w:pStyle w:val="a9"/>
+        <w:widowControl/>
+        <w:shd w:val="clear" w:color="auto" w:fill="FFFFFF"/>
+        <w:spacing w:after="0" w:line="240" w:lineRule="auto"/>
+        <w:ind w:left="360"/>
+        <w:jc w:val="both"/>
+        <w:rPr>
+          <w:rFonts w:ascii="Calibri" w:hAnsi="Calibri" w:cs="Calibri"/>
+          <w:color w:val="215E99" w:themeColor="text2" w:themeTint="BF"/>
+        </w:rPr>
+      </w:pPr>
     </w:p>
     <w:p>
       <w:pPr>
@@ -634,7 +1176,7 @@
                     <pic:cNvPicPr/>
                   </pic:nvPicPr>
                   <pic:blipFill>
-                    <a:blip r:embed="rId6"/>
+                    <a:blip r:embed="rId9"/>
                     <a:stretch>
                       <a:fillRect/>
                     </a:stretch>
@@ -680,7 +1222,21 @@
           <w:rFonts w:ascii="Calibri" w:hAnsi="Calibri" w:cs="Calibri" w:hint="eastAsia"/>
           <w:color w:val="215E99" w:themeColor="text2" w:themeTint="BF"/>
         </w:rPr>
-        <w:t xml:space="preserve">igure.1 DCC </w:t>
+        <w:t>igure.</w:t>
+      </w:r>
+      <w:r>
+        <w:rPr>
+          <w:rFonts w:ascii="Calibri" w:hAnsi="Calibri" w:cs="Calibri" w:hint="eastAsia"/>
+          <w:color w:val="215E99" w:themeColor="text2" w:themeTint="BF"/>
+        </w:rPr>
+        <w:t>2</w:t>
+      </w:r>
+      <w:r>
+        <w:rPr>
+          <w:rFonts w:ascii="Calibri" w:hAnsi="Calibri" w:cs="Calibri" w:hint="eastAsia"/>
+          <w:color w:val="215E99" w:themeColor="text2" w:themeTint="BF"/>
+        </w:rPr>
+        <w:t xml:space="preserve"> DCC </w:t>
       </w:r>
       <w:r>
         <w:rPr>
@@ -723,6 +1279,130 @@
           <w:color w:val="215E99" w:themeColor="text2" w:themeTint="BF"/>
         </w:rPr>
         <w:t xml:space="preserve"> frequency changing.</w:t>
+      </w:r>
+    </w:p>
+    <w:p>
+      <w:pPr>
+        <w:pStyle w:val="a9"/>
+        <w:widowControl/>
+        <w:shd w:val="clear" w:color="auto" w:fill="FFFFFF"/>
+        <w:spacing w:after="0" w:line="240" w:lineRule="auto"/>
+        <w:ind w:left="360"/>
+        <w:jc w:val="center"/>
+        <w:rPr>
+          <w:rFonts w:ascii="Calibri" w:hAnsi="Calibri" w:cs="Calibri"/>
+          <w:color w:val="215E99" w:themeColor="text2" w:themeTint="BF"/>
+        </w:rPr>
+      </w:pPr>
+    </w:p>
+    <w:p>
+      <w:pPr>
+        <w:pStyle w:val="a9"/>
+        <w:widowControl/>
+        <w:shd w:val="clear" w:color="auto" w:fill="FFFFFF"/>
+        <w:spacing w:after="0" w:line="240" w:lineRule="auto"/>
+        <w:ind w:left="360"/>
+        <w:jc w:val="center"/>
+        <w:rPr>
+          <w:rFonts w:ascii="Calibri" w:hAnsi="Calibri" w:cs="Calibri"/>
+          <w:color w:val="215E99" w:themeColor="text2" w:themeTint="BF"/>
+        </w:rPr>
+      </w:pPr>
+      <w:r>
+        <w:rPr>
+          <w:rFonts w:ascii="Calibri" w:hAnsi="Calibri" w:cs="Calibri" w:hint="eastAsia"/>
+          <w:color w:val="215E99" w:themeColor="text2" w:themeTint="BF"/>
+        </w:rPr>
+        <w:t>T</w:t>
+      </w:r>
+      <w:r>
+        <w:rPr>
+          <w:rFonts w:ascii="Calibri" w:hAnsi="Calibri" w:cs="Calibri"/>
+          <w:color w:val="215E99" w:themeColor="text2" w:themeTint="BF"/>
+        </w:rPr>
+        <w:t xml:space="preserve">able.1 </w:t>
+      </w:r>
+      <w:r>
+        <w:rPr>
+          <w:rFonts w:ascii="Calibri" w:hAnsi="Calibri" w:cs="Calibri" w:hint="eastAsia"/>
+          <w:color w:val="215E99" w:themeColor="text2" w:themeTint="BF"/>
+        </w:rPr>
+        <w:t>P</w:t>
+      </w:r>
+      <w:r>
+        <w:rPr>
+          <w:rFonts w:ascii="Calibri" w:hAnsi="Calibri" w:cs="Calibri"/>
+          <w:color w:val="215E99" w:themeColor="text2" w:themeTint="BF"/>
+        </w:rPr>
+        <w:t xml:space="preserve">arameter comparison table for intra-level </w:t>
+      </w:r>
+      <w:r>
+        <w:rPr>
+          <w:rFonts w:ascii="Calibri" w:hAnsi="Calibri" w:cs="Calibri" w:hint="eastAsia"/>
+          <w:color w:val="215E99" w:themeColor="text2" w:themeTint="BF"/>
+        </w:rPr>
+        <w:t>DCC</w:t>
+      </w:r>
+      <w:r>
+        <w:rPr>
+          <w:rFonts w:ascii="Calibri" w:hAnsi="Calibri" w:cs="Calibri"/>
+          <w:color w:val="215E99" w:themeColor="text2" w:themeTint="BF"/>
+        </w:rPr>
+        <w:t xml:space="preserve"> operating states</w:t>
+      </w:r>
+    </w:p>
+    <w:p>
+      <w:pPr>
+        <w:pStyle w:val="a9"/>
+        <w:widowControl/>
+        <w:shd w:val="clear" w:color="auto" w:fill="FFFFFF"/>
+        <w:spacing w:after="0" w:line="240" w:lineRule="auto"/>
+        <w:ind w:left="360"/>
+        <w:jc w:val="center"/>
+        <w:rPr>
+          <w:rFonts w:ascii="Calibri" w:hAnsi="Calibri" w:cs="Calibri"/>
+          <w:color w:val="215E99" w:themeColor="text2" w:themeTint="BF"/>
+        </w:rPr>
+      </w:pPr>
+      <w:r>
+        <w:rPr>
+          <w:noProof/>
+        </w:rPr>
+        <w:drawing>
+          <wp:inline distT="0" distB="0" distL="0" distR="0" wp14:anchorId="6014E907" wp14:editId="542ECAA8">
+            <wp:extent cx="4079457" cy="1301262"/>
+            <wp:effectExtent l="0" t="0" r="0" b="0"/>
+            <wp:docPr id="7085160" name="图片 1" descr="表格&#10;&#10;AI 生成的内容可能不正确。"/>
+            <wp:cNvGraphicFramePr>
+              <a:graphicFrameLocks xmlns:a="http://schemas.openxmlformats.org/drawingml/2006/main" noChangeAspect="1"/>
+            </wp:cNvGraphicFramePr>
+            <a:graphic xmlns:a="http://schemas.openxmlformats.org/drawingml/2006/main">
+              <a:graphicData uri="http://schemas.openxmlformats.org/drawingml/2006/picture">
+                <pic:pic xmlns:pic="http://schemas.openxmlformats.org/drawingml/2006/picture">
+                  <pic:nvPicPr>
+                    <pic:cNvPr id="7085160" name="图片 1" descr="表格&#10;&#10;AI 生成的内容可能不正确。"/>
+                    <pic:cNvPicPr/>
+                  </pic:nvPicPr>
+                  <pic:blipFill>
+                    <a:blip r:embed="rId10"/>
+                    <a:stretch>
+                      <a:fillRect/>
+                    </a:stretch>
+                  </pic:blipFill>
+                  <pic:spPr>
+                    <a:xfrm>
+                      <a:off x="0" y="0"/>
+                      <a:ext cx="4085270" cy="1303116"/>
+                    </a:xfrm>
+                    <a:prstGeom prst="rect">
+                      <a:avLst/>
+                    </a:prstGeom>
+                  </pic:spPr>
+                </pic:pic>
+              </a:graphicData>
+            </a:graphic>
+          </wp:inline>
+        </w:drawing>
       </w:r>
     </w:p>
     <w:p>
@@ -873,21 +1553,29 @@
           <w:rFonts w:ascii="Calibri" w:hAnsi="Calibri" w:cs="Calibri" w:hint="eastAsia"/>
           <w:color w:val="215E99" w:themeColor="text2" w:themeTint="BF"/>
         </w:rPr>
-        <w:t>2</w:t>
-      </w:r>
-      <w:r>
-        <w:rPr>
-          <w:rFonts w:ascii="Calibri" w:hAnsi="Calibri" w:cs="Calibri"/>
-          <w:color w:val="215E99" w:themeColor="text2" w:themeTint="BF"/>
-        </w:rPr>
-        <w:t xml:space="preserve">, the workload demand curve, represented by the light-red area, corresponds to the high- or medium-workload DCC types. In contrast, the remaining curves, marked by the light-green area, represent light-workload states. In comparison with subfigure </w:t>
-      </w:r>
-      <w:r>
-        <w:rPr>
-          <w:rFonts w:ascii="Calibri" w:hAnsi="Calibri" w:cs="Calibri" w:hint="eastAsia"/>
-          <w:color w:val="215E99" w:themeColor="text2" w:themeTint="BF"/>
-        </w:rPr>
-        <w:t>2</w:t>
+        <w:t>3</w:t>
+      </w:r>
+      <w:r>
+        <w:rPr>
+          <w:rFonts w:ascii="Calibri" w:hAnsi="Calibri" w:cs="Calibri"/>
+          <w:color w:val="215E99" w:themeColor="text2" w:themeTint="BF"/>
+        </w:rPr>
+        <w:t>, the workload demand curve, represented by the light-red area, corresponds to the high- or medium-</w:t>
+      </w:r>
+      <w:r>
+        <w:rPr>
+          <w:rFonts w:ascii="Calibri" w:hAnsi="Calibri" w:cs="Calibri"/>
+          <w:color w:val="215E99" w:themeColor="text2" w:themeTint="BF"/>
+        </w:rPr>
+        <w:lastRenderedPageBreak/>
+        <w:t xml:space="preserve">workload DCC types. In contrast, the remaining curves, marked by the light-green area, represent light-workload states. In comparison with subfigure </w:t>
+      </w:r>
+      <w:r>
+        <w:rPr>
+          <w:rFonts w:ascii="Calibri" w:hAnsi="Calibri" w:cs="Calibri" w:hint="eastAsia"/>
+          <w:color w:val="215E99" w:themeColor="text2" w:themeTint="BF"/>
+        </w:rPr>
+        <w:t>3</w:t>
       </w:r>
       <w:r>
         <w:rPr>
@@ -901,7 +1589,7 @@
           <w:rFonts w:ascii="Calibri" w:hAnsi="Calibri" w:cs="Calibri" w:hint="eastAsia"/>
           <w:color w:val="215E99" w:themeColor="text2" w:themeTint="BF"/>
         </w:rPr>
-        <w:t>2</w:t>
+        <w:t>3</w:t>
       </w:r>
       <w:r>
         <w:rPr>
@@ -915,7 +1603,7 @@
           <w:rFonts w:ascii="Calibri" w:hAnsi="Calibri" w:cs="Calibri" w:hint="eastAsia"/>
           <w:color w:val="215E99" w:themeColor="text2" w:themeTint="BF"/>
         </w:rPr>
-        <w:t>2</w:t>
+        <w:t>3</w:t>
       </w:r>
       <w:r>
         <w:rPr>
@@ -943,7 +1631,6 @@
         <w:rPr>
           <w:noProof/>
         </w:rPr>
-        <w:lastRenderedPageBreak/>
         <w:drawing>
           <wp:inline distT="0" distB="0" distL="0" distR="0" wp14:anchorId="6E64D67A" wp14:editId="4B549233">
             <wp:extent cx="6372043" cy="6435970"/>
@@ -960,7 +1647,7 @@
                     <pic:cNvPicPr/>
                   </pic:nvPicPr>
                   <pic:blipFill>
-                    <a:blip r:embed="rId7"/>
+                    <a:blip r:embed="rId11"/>
                     <a:stretch>
                       <a:fillRect/>
                     </a:stretch>
@@ -1000,7 +1687,21 @@
           <w:rFonts w:ascii="Calibri" w:hAnsi="Calibri" w:cs="Calibri" w:hint="eastAsia"/>
           <w:color w:val="215E99" w:themeColor="text2" w:themeTint="BF"/>
         </w:rPr>
-        <w:t xml:space="preserve">Figure.2 workload power </w:t>
+        <w:t>Figure.</w:t>
+      </w:r>
+      <w:r>
+        <w:rPr>
+          <w:rFonts w:ascii="Calibri" w:hAnsi="Calibri" w:cs="Calibri" w:hint="eastAsia"/>
+          <w:color w:val="215E99" w:themeColor="text2" w:themeTint="BF"/>
+        </w:rPr>
+        <w:t>3</w:t>
+      </w:r>
+      <w:r>
+        <w:rPr>
+          <w:rFonts w:ascii="Calibri" w:hAnsi="Calibri" w:cs="Calibri" w:hint="eastAsia"/>
+          <w:color w:val="215E99" w:themeColor="text2" w:themeTint="BF"/>
+        </w:rPr>
+        <w:t xml:space="preserve"> workload power </w:t>
       </w:r>
       <w:r>
         <w:rPr>
@@ -1168,6 +1869,7 @@
         <w:rPr>
           <w:rFonts w:ascii="Calibri" w:hAnsi="Calibri" w:cs="Calibri"/>
         </w:rPr>
+        <w:lastRenderedPageBreak/>
         <w:t>Comments to the Author</w:t>
       </w:r>
     </w:p>
@@ -1245,7 +1947,6 @@
           <w:b/>
           <w:bCs/>
         </w:rPr>
-        <w:lastRenderedPageBreak/>
         <w:t>Response</w:t>
       </w:r>
       <w:r>
@@ -1310,7 +2011,21 @@
           <w:rFonts w:ascii="Calibri" w:hAnsi="Calibri" w:cs="Calibri"/>
           <w:color w:val="215E99" w:themeColor="text2" w:themeTint="BF"/>
         </w:rPr>
-        <w:t>According to the proposed methodology, the runtime of the refined UC that accounts for the potential flexibility across multiple DCCs is about 200s-300s. For the problems and performance requirements of approximate real-time scheduling, we usually meet the requirement that the (real-time) scheduling solution time does not exceed 15 minutes, which is feasible for system tests of this scale. Nevertheless, for the unit commitment (UC) problem in large-scale power systems, due to the NP-hard nature of UC itself, there remains a significant gap when considering the active cooperation of many data centers in responding to scheduling instructions. Although this problem is not solely due to the complexity of the data center's modeling process, this paper still provides an in-depth discussion of the issues mentioned earlier. In addition, the runtime and memory resource usage of the proposed methods relative to baseline models is added to the modified manuscript.</w:t>
+        <w:t xml:space="preserve">According to the proposed methodology, the runtime of the refined UC that accounts for the potential flexibility across multiple DCCs is about 200s-300s. For the problems and performance requirements of approximate real-time scheduling, we usually meet the requirement that the (real-time) scheduling solution time does not exceed 15 minutes, which is feasible for system tests of this scale. Nevertheless, for the unit commitment (UC) problem in large-scale power systems, due to the NP-hard nature of UC itself, there remains a significant gap when considering the active cooperation of many data centers in responding to scheduling instructions. Although this problem is not solely due to the complexity of the data center's modeling process, this paper still provides an in-depth discussion of the issues mentioned earlier. In addition, the runtime and memory resource usage of the proposed methods relative to baseline models is added </w:t>
+      </w:r>
+      <w:r>
+        <w:rPr>
+          <w:rFonts w:ascii="Calibri" w:hAnsi="Calibri" w:cs="Calibri" w:hint="eastAsia"/>
+          <w:color w:val="215E99" w:themeColor="text2" w:themeTint="BF"/>
+        </w:rPr>
+        <w:t xml:space="preserve">in Section V of </w:t>
+      </w:r>
+      <w:r>
+        <w:rPr>
+          <w:rFonts w:ascii="Calibri" w:hAnsi="Calibri" w:cs="Calibri"/>
+          <w:color w:val="215E99" w:themeColor="text2" w:themeTint="BF"/>
+        </w:rPr>
+        <w:t>the modified manuscript.</w:t>
       </w:r>
     </w:p>
     <w:p>
@@ -1450,14 +2165,32 @@
           <w:color w:val="215E99" w:themeColor="text2" w:themeTint="BF"/>
         </w:rPr>
       </w:pPr>
-      <w:r>
-        <w:rPr>
-          <w:rFonts w:ascii="Calibri" w:hAnsi="Calibri" w:cs="Calibri"/>
-          <w:color w:val="215E99" w:themeColor="text2" w:themeTint="BF"/>
-        </w:rPr>
-        <w:t xml:space="preserve">According to the proposed methodology, the runtime of the refined UC studies considering the potential flexibility from multi-DCCs is 193.62MiB, while the one using the benchmark is 26.067MiB. Note that the constraint reformulation and sequential calculation processes for DVFS-controlled DCC-constrained UC studies (the proposed) are implemented using a commercial solver (e.g., Gurobi) or open-source solvers (e.g., Ipopt, Cbs, and Hips). Therefore, the thread allocation for such MIP optimization is likely to be on the CPU rather than the GPU. By further comparing memory consumption between the proposed model and the benchmark, we found that the proposed method runs in 282.547s, while the benchmark runs in 0.831s. Therefore, adopting the constraint reconstruction strategy proposed in this paper has a limited impact on overall solution time and CPU memory usage. From this point, the proposed model can be used to refine the description of DCC contribution in terms of active response and provision of regulatory reserve capacity. </w:t>
-      </w:r>
-    </w:p>
+      <w:bookmarkStart w:id="0" w:name="OLE_LINK3"/>
+      <w:r>
+        <w:rPr>
+          <w:rFonts w:ascii="Calibri" w:hAnsi="Calibri" w:cs="Calibri"/>
+          <w:color w:val="215E99" w:themeColor="text2" w:themeTint="BF"/>
+        </w:rPr>
+        <w:t xml:space="preserve">According to the proposed methodology, the runtime of the refined UC studies considering the potential flexibility from multi-DCCs is 193.62MiB, while the one using the benchmark is 26.067MiB. Note that the constraint reformulation and sequential calculation processes for DVFS-controlled DCC-constrained UC studies (the proposed) are implemented using a commercial solver (e.g., Gurobi) or open-source solvers (e.g., Ipopt, Cbs, and </w:t>
+      </w:r>
+      <w:proofErr w:type="spellStart"/>
+      <w:r>
+        <w:rPr>
+          <w:rFonts w:ascii="Calibri" w:hAnsi="Calibri" w:cs="Calibri"/>
+          <w:color w:val="215E99" w:themeColor="text2" w:themeTint="BF"/>
+        </w:rPr>
+        <w:t>HiGHS</w:t>
+      </w:r>
+      <w:proofErr w:type="spellEnd"/>
+      <w:r>
+        <w:rPr>
+          <w:rFonts w:ascii="Calibri" w:hAnsi="Calibri" w:cs="Calibri"/>
+          <w:color w:val="215E99" w:themeColor="text2" w:themeTint="BF"/>
+        </w:rPr>
+        <w:t xml:space="preserve">). Therefore, the thread allocation for such MIP optimization is likely to be on the CPU rather than the GPU. By further comparing memory consumption between the proposed model and the benchmark, we found that the proposed method runs in 282.547s, while the benchmark runs in 0.831s. Therefore, adopting the constraint reconstruction strategy proposed in this paper has a limited impact on overall solution time and CPU memory usage. From this point, the proposed model can be used to refine the description of DCC contribution in terms of active response and provision of regulatory reserve capacity. </w:t>
+      </w:r>
+    </w:p>
+    <w:bookmarkEnd w:id="0"/>
     <w:p>
       <w:pPr>
         <w:pStyle w:val="a9"/>
@@ -1585,6 +2318,7 @@
           <w:rFonts w:ascii="Calibri" w:hAnsi="Calibri" w:cs="Calibri"/>
           <w:color w:val="215E99" w:themeColor="text2" w:themeTint="BF"/>
         </w:rPr>
+        <w:lastRenderedPageBreak/>
         <w:br/>
         <w:t>As you ha</w:t>
       </w:r>
@@ -2092,7 +2826,6 @@
           <w:rFonts w:ascii="Calibri" w:hAnsi="Calibri" w:cs="Calibri" w:hint="eastAsia"/>
           <w:color w:val="215E99" w:themeColor="text2" w:themeTint="BF"/>
         </w:rPr>
-        <w:lastRenderedPageBreak/>
         <w:t xml:space="preserve">For the sake of note </w:t>
       </w:r>
       <w:r>
@@ -2204,7 +2937,7 @@
         </w:rPr>
         <w:t xml:space="preserve"> and </w:t>
       </w:r>
-      <w:bookmarkStart w:id="0" w:name="OLE_LINK2"/>
+      <w:bookmarkStart w:id="1" w:name="OLE_LINK2"/>
       <m:oMath>
         <m:f>
           <m:fPr>
@@ -2278,7 +3011,7 @@
             </m:r>
           </m:den>
         </m:f>
-        <w:bookmarkEnd w:id="0"/>
+        <w:bookmarkEnd w:id="1"/>
         <m:r>
           <m:rPr>
             <m:sty m:val="p"/>
@@ -4154,7 +4887,7 @@
           <w:color w:val="215E99" w:themeColor="text2" w:themeTint="BF"/>
         </w:rPr>
       </w:pPr>
-      <w:bookmarkStart w:id="1" w:name="OLE_LINK1"/>
+      <w:bookmarkStart w:id="2" w:name="OLE_LINK1"/>
       <w:r>
         <w:rPr>
           <w:rFonts w:ascii="Calibri" w:hAnsi="Calibri" w:cs="Calibri"/>
@@ -4205,7 +4938,7 @@
         <w:t>illustrates the correspondence between the solution derived using SOS-1 and the original constraints. It can be observed that the adopted constraint reformulation process is capable of accurately depicting the structure of the original constraints.</w:t>
       </w:r>
     </w:p>
-    <w:bookmarkEnd w:id="1"/>
+    <w:bookmarkEnd w:id="2"/>
     <w:p>
       <w:pPr>
         <w:pStyle w:val="a9"/>
@@ -4236,6 +4969,7 @@
         <w:rPr>
           <w:noProof/>
         </w:rPr>
+        <w:lastRenderedPageBreak/>
         <w:drawing>
           <wp:inline distT="0" distB="0" distL="0" distR="0" wp14:anchorId="75DF82D6" wp14:editId="1AAB4AD3">
             <wp:extent cx="6310365" cy="2113906"/>
@@ -4252,7 +4986,7 @@
                     <pic:cNvPicPr/>
                   </pic:nvPicPr>
                   <pic:blipFill>
-                    <a:blip r:embed="rId8"/>
+                    <a:blip r:embed="rId12"/>
                     <a:stretch>
                       <a:fillRect/>
                     </a:stretch>
@@ -4431,7 +5165,6 @@
         <w:rPr>
           <w:rFonts w:ascii="Calibri" w:hAnsi="Calibri" w:cs="Calibri"/>
         </w:rPr>
-        <w:lastRenderedPageBreak/>
         <w:t>It is suggested to add a detailed description of the workload balancing and DVFS control strategy, the difference between these two physical processes is also suggested to be explained.</w:t>
       </w:r>
     </w:p>
@@ -4599,6 +5332,13 @@
           <w:color w:val="215E99" w:themeColor="text2" w:themeTint="BF"/>
         </w:rPr>
         <w:t>, the proposed structure provides a unified representation of cross-center coordination and intra-center scheduling, enabling more efficient, robust, and energy-aware DCC operation.</w:t>
+      </w:r>
+      <w:r>
+        <w:rPr>
+          <w:rFonts w:ascii="Calibri" w:hAnsi="Calibri" w:cs="Calibri" w:hint="eastAsia"/>
+          <w:color w:val="215E99" w:themeColor="text2" w:themeTint="BF"/>
+        </w:rPr>
+        <w:t xml:space="preserve"> The discussions mentioned are also included in Section II of the revised manuscript.</w:t>
       </w:r>
     </w:p>
     <w:p>
@@ -4711,42 +5451,15 @@
         <w:jc w:val="both"/>
         <w:rPr>
           <w:rFonts w:ascii="Calibri" w:hAnsi="Calibri" w:cs="Calibri"/>
-        </w:rPr>
-      </w:pPr>
-      <w:r>
-        <w:rPr>
-          <w:rFonts w:ascii="Calibri" w:hAnsi="Calibri" w:cs="Calibri"/>
-          <w:color w:val="215E99" w:themeColor="text2" w:themeTint="BF"/>
-        </w:rPr>
-        <w:t>we have corrected them in the revised manuscript. In addition,</w:t>
-      </w:r>
-      <w:r>
-        <w:rPr>
-          <w:rFonts w:ascii="Calibri" w:hAnsi="Calibri" w:cs="Calibri" w:hint="eastAsia"/>
-          <w:color w:val="215E99" w:themeColor="text2" w:themeTint="BF"/>
-        </w:rPr>
-        <w:t xml:space="preserve"> </w:t>
-      </w:r>
-      <w:r>
-        <w:rPr>
-          <w:rFonts w:ascii="Calibri" w:hAnsi="Calibri" w:cs="Calibri"/>
-          <w:color w:val="215E99" w:themeColor="text2" w:themeTint="BF"/>
-        </w:rPr>
-        <w:t>similar grammar issues and spelling problems have been also double-checked in the revised</w:t>
-      </w:r>
-      <w:r>
-        <w:rPr>
-          <w:rFonts w:ascii="Calibri" w:hAnsi="Calibri" w:cs="Calibri" w:hint="eastAsia"/>
-          <w:color w:val="215E99" w:themeColor="text2" w:themeTint="BF"/>
-        </w:rPr>
-        <w:t xml:space="preserve"> </w:t>
-      </w:r>
-      <w:r>
-        <w:rPr>
-          <w:rFonts w:ascii="Calibri" w:hAnsi="Calibri" w:cs="Calibri"/>
-          <w:color w:val="215E99" w:themeColor="text2" w:themeTint="BF"/>
-        </w:rPr>
-        <w:t>version.</w:t>
+          <w:color w:val="215E99" w:themeColor="text2" w:themeTint="BF"/>
+        </w:rPr>
+      </w:pPr>
+      <w:r>
+        <w:rPr>
+          <w:rFonts w:ascii="Calibri" w:hAnsi="Calibri" w:cs="Calibri"/>
+          <w:color w:val="215E99" w:themeColor="text2" w:themeTint="BF"/>
+        </w:rPr>
+        <w:t>We have corrected them in the revised manuscript and have also added abbreviations to the nomenclature. In addition, similar grammar issues and spelling problems have also been double-checked in the revised version.</w:t>
       </w:r>
     </w:p>
     <w:p>
@@ -4810,6 +5523,7 @@
           <w:b/>
           <w:bCs/>
         </w:rPr>
+        <w:lastRenderedPageBreak/>
         <w:t>Response</w:t>
       </w:r>
       <w:r>
@@ -4900,6 +5614,17 @@
         <w:jc w:val="both"/>
         <w:rPr>
           <w:rFonts w:ascii="Calibri" w:hAnsi="Calibri" w:cs="Calibri"/>
+        </w:rPr>
+      </w:pPr>
+    </w:p>
+    <w:p>
+      <w:pPr>
+        <w:spacing w:after="0" w:line="240" w:lineRule="auto"/>
+        <w:jc w:val="both"/>
+        <w:rPr>
+          <w:rFonts w:ascii="Calibri" w:hAnsi="Calibri" w:cs="Calibri"/>
+          <w:b/>
+          <w:bCs/>
         </w:rPr>
       </w:pPr>
     </w:p>
@@ -4983,7 +5708,7 @@
           <w:rFonts w:ascii="Calibri" w:hAnsi="Calibri" w:cs="Calibri"/>
         </w:rPr>
       </w:pPr>
-      <w:bookmarkStart w:id="2" w:name="OLE_LINK5"/>
+      <w:bookmarkStart w:id="3" w:name="OLE_LINK5"/>
       <w:r>
         <w:rPr>
           <w:rFonts w:ascii="Calibri" w:hAnsi="Calibri" w:cs="Calibri"/>
@@ -4991,7 +5716,7 @@
         <w:t>It is recommended to clearly distinguish between the effects of load balancing processes across multi DCCs and the detailed DVFS control scheme hosted within individual DCC in this paper, and a more high-level explanation describing these two processes would be better for enhancing readability.</w:t>
       </w:r>
     </w:p>
-    <w:bookmarkEnd w:id="2"/>
+    <w:bookmarkEnd w:id="3"/>
     <w:p>
       <w:pPr>
         <w:pStyle w:val="a9"/>
@@ -5020,7 +5745,6 @@
           <w:b/>
           <w:bCs/>
         </w:rPr>
-        <w:lastRenderedPageBreak/>
         <w:t>Response</w:t>
       </w:r>
       <w:r>
@@ -5829,7 +6553,21 @@
           <w:rFonts w:ascii="Calibri" w:hAnsi="Calibri" w:cs="Calibri"/>
           <w:color w:val="215E99" w:themeColor="text2" w:themeTint="BF"/>
         </w:rPr>
-        <w:t xml:space="preserve">The effectiveness of the proposed constraints embedded in the UC framework is validated on a modified IEEE 30-bus system. The case study evaluates reallocating power across multiple DCCs and detailed consumption profiles of individual DCCs under DVFS operation. Furthermore, </w:t>
+        <w:t xml:space="preserve">The effectiveness of the proposed constraints embedded in the UC framework is validated on a modified IEEE 30-bus </w:t>
+      </w:r>
+      <w:r>
+        <w:rPr>
+          <w:rFonts w:ascii="Calibri" w:hAnsi="Calibri" w:cs="Calibri" w:hint="eastAsia"/>
+          <w:color w:val="215E99" w:themeColor="text2" w:themeTint="BF"/>
+        </w:rPr>
+        <w:t xml:space="preserve">test </w:t>
+      </w:r>
+      <w:r>
+        <w:rPr>
+          <w:rFonts w:ascii="Calibri" w:hAnsi="Calibri" w:cs="Calibri"/>
+          <w:color w:val="215E99" w:themeColor="text2" w:themeTint="BF"/>
+        </w:rPr>
+        <w:t xml:space="preserve">system. The case study evaluates reallocating power across multiple DCCs and detailed consumption profiles of individual DCCs under DVFS operation. Furthermore, </w:t>
       </w:r>
       <w:r>
         <w:rPr>
@@ -5992,6 +6730,7 @@
         <w:jc w:val="both"/>
         <w:rPr>
           <w:rFonts w:ascii="Calibri" w:hAnsi="Calibri" w:cs="Calibri"/>
+          <w:color w:val="215E99" w:themeColor="text2" w:themeTint="BF"/>
         </w:rPr>
       </w:pPr>
       <w:r>
@@ -6075,7 +6814,7 @@
         </w:rPr>
         <w:br/>
       </w:r>
-      <w:bookmarkStart w:id="3" w:name="OLE_LINK4"/>
+      <w:bookmarkStart w:id="4" w:name="OLE_LINK4"/>
       <w:r>
         <w:rPr>
           <w:rFonts w:ascii="Calibri" w:hAnsi="Calibri" w:cs="Calibri" w:hint="eastAsia"/>
@@ -6177,7 +6916,7 @@
         </w:rPr>
         <w:t>These features make DCCs valuable contributors to real-time frequency dispatch, enhancing short-term stability and reducing reliance on conventional generators.</w:t>
       </w:r>
-      <w:bookmarkEnd w:id="3"/>
+      <w:bookmarkEnd w:id="4"/>
       <w:r>
         <w:rPr>
           <w:rFonts w:ascii="Calibri" w:hAnsi="Calibri" w:cs="Calibri" w:hint="eastAsia"/>
@@ -6263,6 +7002,56 @@
 </w:document>
 </file>
 
+<file path=word/endnotes.xml><?xml version="1.0" encoding="utf-8"?>
+<w:endnotes xmlns:wpc="http://schemas.microsoft.com/office/word/2010/wordprocessingCanvas" xmlns:cx="http://schemas.microsoft.com/office/drawing/2014/chartex" xmlns:cx1="http://schemas.microsoft.com/office/drawing/2015/9/8/chartex" xmlns:cx2="http://schemas.microsoft.com/office/drawing/2015/10/21/chartex" xmlns:cx3="http://schemas.microsoft.com/office/drawing/2016/5/9/chartex" xmlns:cx4="http://schemas.microsoft.com/office/drawing/2016/5/10/chartex" xmlns:cx5="http://schemas.microsoft.com/office/drawing/2016/5/11/chartex" xmlns:cx6="http://schemas.microsoft.com/office/drawing/2016/5/12/chartex" xmlns:cx7="http://schemas.microsoft.com/office/drawing/2016/5/13/chartex" xmlns:cx8="http://schemas.microsoft.com/office/drawing/2016/5/14/chartex" xmlns:mc="http://schemas.openxmlformats.org/markup-compatibility/2006" xmlns:aink="http://schemas.microsoft.com/office/drawing/2016/ink" xmlns:am3d="http://schemas.microsoft.com/office/drawing/2017/model3d" xmlns:o="urn:schemas-microsoft-com:office:office" xmlns:oel="http://schemas.microsoft.com/office/2019/extlst" xmlns:r="http://schemas.openxmlformats.org/officeDocument/2006/relationships" xmlns:m="http://schemas.openxmlformats.org/officeDocument/2006/math" xmlns:v="urn:schemas-microsoft-com:vml" xmlns:wp14="http://schemas.microsoft.com/office/word/2010/wordprocessingDrawing" xmlns:wp="http://schemas.openxmlformats.org/drawingml/2006/wordprocessingDrawing" xmlns:w10="urn:schemas-microsoft-com:office:word" xmlns:w="http://schemas.openxmlformats.org/wordprocessingml/2006/main" xmlns:w14="http://schemas.microsoft.com/office/word/2010/wordml" xmlns:w15="http://schemas.microsoft.com/office/word/2012/wordml" xmlns:w16cex="http://schemas.microsoft.com/office/word/2018/wordml/cex" xmlns:w16cid="http://schemas.microsoft.com/office/word/2016/wordml/cid" xmlns:w16="http://schemas.microsoft.com/office/word/2018/wordml" xmlns:w16du="http://schemas.microsoft.com/office/word/2023/wordml/word16du" xmlns:w16sdtdh="http://schemas.microsoft.com/office/word/2020/wordml/sdtdatahash" xmlns:w16sdtfl="http://schemas.microsoft.com/office/word/2024/wordml/sdtformatlock" xmlns:w16se="http://schemas.microsoft.com/office/word/2015/wordml/symex" xmlns:wpg="http://schemas.microsoft.com/office/word/2010/wordprocessingGroup" xmlns:wpi="http://schemas.microsoft.com/office/word/2010/wordprocessingInk" xmlns:wne="http://schemas.microsoft.com/office/word/2006/wordml" xmlns:wps="http://schemas.microsoft.com/office/word/2010/wordprocessingShape" mc:Ignorable="w14 w15 w16se w16cid w16 w16cex w16sdtdh w16sdtfl w16du wp14">
+  <w:endnote w:type="separator" w:id="-1">
+    <w:p>
+      <w:pPr>
+        <w:spacing w:after="0" w:line="240" w:lineRule="auto"/>
+      </w:pPr>
+      <w:r>
+        <w:separator/>
+      </w:r>
+    </w:p>
+  </w:endnote>
+  <w:endnote w:type="continuationSeparator" w:id="0">
+    <w:p>
+      <w:pPr>
+        <w:spacing w:after="0" w:line="240" w:lineRule="auto"/>
+      </w:pPr>
+      <w:r>
+        <w:continuationSeparator/>
+      </w:r>
+    </w:p>
+  </w:endnote>
+</w:endnotes>
+</file>
+
+<file path=word/footnotes.xml><?xml version="1.0" encoding="utf-8"?>
+<w:footnotes xmlns:wpc="http://schemas.microsoft.com/office/word/2010/wordprocessingCanvas" xmlns:cx="http://schemas.microsoft.com/office/drawing/2014/chartex" xmlns:cx1="http://schemas.microsoft.com/office/drawing/2015/9/8/chartex" xmlns:cx2="http://schemas.microsoft.com/office/drawing/2015/10/21/chartex" xmlns:cx3="http://schemas.microsoft.com/office/drawing/2016/5/9/chartex" xmlns:cx4="http://schemas.microsoft.com/office/drawing/2016/5/10/chartex" xmlns:cx5="http://schemas.microsoft.com/office/drawing/2016/5/11/chartex" xmlns:cx6="http://schemas.microsoft.com/office/drawing/2016/5/12/chartex" xmlns:cx7="http://schemas.microsoft.com/office/drawing/2016/5/13/chartex" xmlns:cx8="http://schemas.microsoft.com/office/drawing/2016/5/14/chartex" xmlns:mc="http://schemas.openxmlformats.org/markup-compatibility/2006" xmlns:aink="http://schemas.microsoft.com/office/drawing/2016/ink" xmlns:am3d="http://schemas.microsoft.com/office/drawing/2017/model3d" xmlns:o="urn:schemas-microsoft-com:office:office" xmlns:oel="http://schemas.microsoft.com/office/2019/extlst" xmlns:r="http://schemas.openxmlformats.org/officeDocument/2006/relationships" xmlns:m="http://schemas.openxmlformats.org/officeDocument/2006/math" xmlns:v="urn:schemas-microsoft-com:vml" xmlns:wp14="http://schemas.microsoft.com/office/word/2010/wordprocessingDrawing" xmlns:wp="http://schemas.openxmlformats.org/drawingml/2006/wordprocessingDrawing" xmlns:w10="urn:schemas-microsoft-com:office:word" xmlns:w="http://schemas.openxmlformats.org/wordprocessingml/2006/main" xmlns:w14="http://schemas.microsoft.com/office/word/2010/wordml" xmlns:w15="http://schemas.microsoft.com/office/word/2012/wordml" xmlns:w16cex="http://schemas.microsoft.com/office/word/2018/wordml/cex" xmlns:w16cid="http://schemas.microsoft.com/office/word/2016/wordml/cid" xmlns:w16="http://schemas.microsoft.com/office/word/2018/wordml" xmlns:w16du="http://schemas.microsoft.com/office/word/2023/wordml/word16du" xmlns:w16sdtdh="http://schemas.microsoft.com/office/word/2020/wordml/sdtdatahash" xmlns:w16sdtfl="http://schemas.microsoft.com/office/word/2024/wordml/sdtformatlock" xmlns:w16se="http://schemas.microsoft.com/office/word/2015/wordml/symex" xmlns:wpg="http://schemas.microsoft.com/office/word/2010/wordprocessingGroup" xmlns:wpi="http://schemas.microsoft.com/office/word/2010/wordprocessingInk" xmlns:wne="http://schemas.microsoft.com/office/word/2006/wordml" xmlns:wps="http://schemas.microsoft.com/office/word/2010/wordprocessingShape" mc:Ignorable="w14 w15 w16se w16cid w16 w16cex w16sdtdh w16sdtfl w16du wp14">
+  <w:footnote w:type="separator" w:id="-1">
+    <w:p>
+      <w:pPr>
+        <w:spacing w:after="0" w:line="240" w:lineRule="auto"/>
+      </w:pPr>
+      <w:r>
+        <w:separator/>
+      </w:r>
+    </w:p>
+  </w:footnote>
+  <w:footnote w:type="continuationSeparator" w:id="0">
+    <w:p>
+      <w:pPr>
+        <w:spacing w:after="0" w:line="240" w:lineRule="auto"/>
+      </w:pPr>
+      <w:r>
+        <w:continuationSeparator/>
+      </w:r>
+    </w:p>
+  </w:footnote>
+</w:footnotes>
+</file>
+
 <file path=word/numbering.xml><?xml version="1.0" encoding="utf-8"?>
 <w:numbering xmlns:wpc="http://schemas.microsoft.com/office/word/2010/wordprocessingCanvas" xmlns:cx="http://schemas.microsoft.com/office/drawing/2014/chartex" xmlns:cx1="http://schemas.microsoft.com/office/drawing/2015/9/8/chartex" xmlns:cx2="http://schemas.microsoft.com/office/drawing/2015/10/21/chartex" xmlns:cx3="http://schemas.microsoft.com/office/drawing/2016/5/9/chartex" xmlns:cx4="http://schemas.microsoft.com/office/drawing/2016/5/10/chartex" xmlns:cx5="http://schemas.microsoft.com/office/drawing/2016/5/11/chartex" xmlns:cx6="http://schemas.microsoft.com/office/drawing/2016/5/12/chartex" xmlns:cx7="http://schemas.microsoft.com/office/drawing/2016/5/13/chartex" xmlns:cx8="http://schemas.microsoft.com/office/drawing/2016/5/14/chartex" xmlns:mc="http://schemas.openxmlformats.org/markup-compatibility/2006" xmlns:aink="http://schemas.microsoft.com/office/drawing/2016/ink" xmlns:am3d="http://schemas.microsoft.com/office/drawing/2017/model3d" xmlns:o="urn:schemas-microsoft-com:office:office" xmlns:oel="http://schemas.microsoft.com/office/2019/extlst" xmlns:r="http://schemas.openxmlformats.org/officeDocument/2006/relationships" xmlns:m="http://schemas.openxmlformats.org/officeDocument/2006/math" xmlns:v="urn:schemas-microsoft-com:vml" xmlns:wp14="http://schemas.microsoft.com/office/word/2010/wordprocessingDrawing" xmlns:wp="http://schemas.openxmlformats.org/drawingml/2006/wordprocessingDrawing" xmlns:w10="urn:schemas-microsoft-com:office:word" xmlns:w="http://schemas.openxmlformats.org/wordprocessingml/2006/main" xmlns:w14="http://schemas.microsoft.com/office/word/2010/wordml" xmlns:w15="http://schemas.microsoft.com/office/word/2012/wordml" xmlns:w16cex="http://schemas.microsoft.com/office/word/2018/wordml/cex" xmlns:w16cid="http://schemas.microsoft.com/office/word/2016/wordml/cid" xmlns:w16="http://schemas.microsoft.com/office/word/2018/wordml" xmlns:w16du="http://schemas.microsoft.com/office/word/2023/wordml/word16du" xmlns:w16sdtdh="http://schemas.microsoft.com/office/word/2020/wordml/sdtdatahash" xmlns:w16sdtfl="http://schemas.microsoft.com/office/word/2024/wordml/sdtformatlock" xmlns:w16se="http://schemas.microsoft.com/office/word/2015/wordml/symex" xmlns:wpg="http://schemas.microsoft.com/office/word/2010/wordprocessingGroup" xmlns:wpi="http://schemas.microsoft.com/office/word/2010/wordprocessingInk" xmlns:wne="http://schemas.microsoft.com/office/word/2006/wordml" xmlns:wps="http://schemas.microsoft.com/office/word/2010/wordprocessingShape" mc:Ignorable="w14 w15 w16se w16cid w16 w16cex w16sdtdh w16sdtfl w16du wp14">
   <w:abstractNum w:abstractNumId="0" w15:restartNumberingAfterBreak="0">
@@ -6355,6 +7144,95 @@
     </w:lvl>
   </w:abstractNum>
   <w:abstractNum w:abstractNumId="1" w15:restartNumberingAfterBreak="0">
+    <w:nsid w:val="076F5DB6"/>
+    <w:multiLevelType w:val="hybridMultilevel"/>
+    <w:tmpl w:val="EFD0C1CE"/>
+    <w:lvl w:ilvl="0" w:tplc="ECA280CE">
+      <w:start w:val="1"/>
+      <w:numFmt w:val="decimal"/>
+      <w:lvlText w:val="%1)"/>
+      <w:lvlJc w:val="left"/>
+      <w:pPr>
+        <w:ind w:left="360" w:hanging="360"/>
+      </w:pPr>
+      <w:rPr>
+        <w:rFonts w:hint="default"/>
+      </w:rPr>
+    </w:lvl>
+    <w:lvl w:ilvl="1" w:tplc="04090019" w:tentative="1">
+      <w:start w:val="1"/>
+      <w:numFmt w:val="lowerLetter"/>
+      <w:lvlText w:val="%2)"/>
+      <w:lvlJc w:val="left"/>
+      <w:pPr>
+        <w:ind w:left="880" w:hanging="440"/>
+      </w:pPr>
+    </w:lvl>
+    <w:lvl w:ilvl="2" w:tplc="0409001B" w:tentative="1">
+      <w:start w:val="1"/>
+      <w:numFmt w:val="lowerRoman"/>
+      <w:lvlText w:val="%3."/>
+      <w:lvlJc w:val="right"/>
+      <w:pPr>
+        <w:ind w:left="1320" w:hanging="440"/>
+      </w:pPr>
+    </w:lvl>
+    <w:lvl w:ilvl="3" w:tplc="0409000F" w:tentative="1">
+      <w:start w:val="1"/>
+      <w:numFmt w:val="decimal"/>
+      <w:lvlText w:val="%4."/>
+      <w:lvlJc w:val="left"/>
+      <w:pPr>
+        <w:ind w:left="1760" w:hanging="440"/>
+      </w:pPr>
+    </w:lvl>
+    <w:lvl w:ilvl="4" w:tplc="04090019" w:tentative="1">
+      <w:start w:val="1"/>
+      <w:numFmt w:val="lowerLetter"/>
+      <w:lvlText w:val="%5)"/>
+      <w:lvlJc w:val="left"/>
+      <w:pPr>
+        <w:ind w:left="2200" w:hanging="440"/>
+      </w:pPr>
+    </w:lvl>
+    <w:lvl w:ilvl="5" w:tplc="0409001B" w:tentative="1">
+      <w:start w:val="1"/>
+      <w:numFmt w:val="lowerRoman"/>
+      <w:lvlText w:val="%6."/>
+      <w:lvlJc w:val="right"/>
+      <w:pPr>
+        <w:ind w:left="2640" w:hanging="440"/>
+      </w:pPr>
+    </w:lvl>
+    <w:lvl w:ilvl="6" w:tplc="0409000F" w:tentative="1">
+      <w:start w:val="1"/>
+      <w:numFmt w:val="decimal"/>
+      <w:lvlText w:val="%7."/>
+      <w:lvlJc w:val="left"/>
+      <w:pPr>
+        <w:ind w:left="3080" w:hanging="440"/>
+      </w:pPr>
+    </w:lvl>
+    <w:lvl w:ilvl="7" w:tplc="04090019" w:tentative="1">
+      <w:start w:val="1"/>
+      <w:numFmt w:val="lowerLetter"/>
+      <w:lvlText w:val="%8)"/>
+      <w:lvlJc w:val="left"/>
+      <w:pPr>
+        <w:ind w:left="3520" w:hanging="440"/>
+      </w:pPr>
+    </w:lvl>
+    <w:lvl w:ilvl="8" w:tplc="0409001B" w:tentative="1">
+      <w:start w:val="1"/>
+      <w:numFmt w:val="lowerRoman"/>
+      <w:lvlText w:val="%9."/>
+      <w:lvlJc w:val="right"/>
+      <w:pPr>
+        <w:ind w:left="3960" w:hanging="440"/>
+      </w:pPr>
+    </w:lvl>
+  </w:abstractNum>
+  <w:abstractNum w:abstractNumId="2" w15:restartNumberingAfterBreak="0">
     <w:nsid w:val="0B50341E"/>
     <w:multiLevelType w:val="multilevel"/>
     <w:tmpl w:val="5E2AF4FE"/>
@@ -6503,7 +7381,7 @@
       </w:rPr>
     </w:lvl>
   </w:abstractNum>
-  <w:abstractNum w:abstractNumId="2" w15:restartNumberingAfterBreak="0">
+  <w:abstractNum w:abstractNumId="3" w15:restartNumberingAfterBreak="0">
     <w:nsid w:val="0FD338C5"/>
     <w:multiLevelType w:val="hybridMultilevel"/>
     <w:tmpl w:val="D7825338"/>
@@ -6592,7 +7470,7 @@
       </w:pPr>
     </w:lvl>
   </w:abstractNum>
-  <w:abstractNum w:abstractNumId="3" w15:restartNumberingAfterBreak="0">
+  <w:abstractNum w:abstractNumId="4" w15:restartNumberingAfterBreak="0">
     <w:nsid w:val="1813476C"/>
     <w:multiLevelType w:val="hybridMultilevel"/>
     <w:tmpl w:val="1A70BF42"/>
@@ -6681,7 +7559,7 @@
       </w:pPr>
     </w:lvl>
   </w:abstractNum>
-  <w:abstractNum w:abstractNumId="4" w15:restartNumberingAfterBreak="0">
+  <w:abstractNum w:abstractNumId="5" w15:restartNumberingAfterBreak="0">
     <w:nsid w:val="2F824DE4"/>
     <w:multiLevelType w:val="multilevel"/>
     <w:tmpl w:val="CE00701C"/>
@@ -6794,7 +7672,7 @@
       </w:pPr>
     </w:lvl>
   </w:abstractNum>
-  <w:abstractNum w:abstractNumId="5" w15:restartNumberingAfterBreak="0">
+  <w:abstractNum w:abstractNumId="6" w15:restartNumberingAfterBreak="0">
     <w:nsid w:val="4AA14C62"/>
     <w:multiLevelType w:val="multilevel"/>
     <w:tmpl w:val="FB9C171E"/>
@@ -6907,7 +7785,210 @@
       </w:pPr>
     </w:lvl>
   </w:abstractNum>
-  <w:abstractNum w:abstractNumId="6" w15:restartNumberingAfterBreak="0">
+  <w:abstractNum w:abstractNumId="7" w15:restartNumberingAfterBreak="0">
+    <w:nsid w:val="4C551571"/>
+    <w:multiLevelType w:val="multilevel"/>
+    <w:tmpl w:val="776AADE4"/>
+    <w:lvl w:ilvl="0">
+      <w:start w:val="1"/>
+      <w:numFmt w:val="decimal"/>
+      <w:lvlText w:val="%1."/>
+      <w:lvlJc w:val="left"/>
+      <w:pPr>
+        <w:tabs>
+          <w:tab w:val="num" w:pos="720"/>
+        </w:tabs>
+        <w:ind w:left="720" w:hanging="360"/>
+      </w:pPr>
+    </w:lvl>
+    <w:lvl w:ilvl="1" w:tentative="1">
+      <w:start w:val="1"/>
+      <w:numFmt w:val="decimal"/>
+      <w:lvlText w:val="%2."/>
+      <w:lvlJc w:val="left"/>
+      <w:pPr>
+        <w:tabs>
+          <w:tab w:val="num" w:pos="1440"/>
+        </w:tabs>
+        <w:ind w:left="1440" w:hanging="360"/>
+      </w:pPr>
+    </w:lvl>
+    <w:lvl w:ilvl="2" w:tentative="1">
+      <w:start w:val="1"/>
+      <w:numFmt w:val="decimal"/>
+      <w:lvlText w:val="%3."/>
+      <w:lvlJc w:val="left"/>
+      <w:pPr>
+        <w:tabs>
+          <w:tab w:val="num" w:pos="2160"/>
+        </w:tabs>
+        <w:ind w:left="2160" w:hanging="360"/>
+      </w:pPr>
+    </w:lvl>
+    <w:lvl w:ilvl="3" w:tentative="1">
+      <w:start w:val="1"/>
+      <w:numFmt w:val="decimal"/>
+      <w:lvlText w:val="%4."/>
+      <w:lvlJc w:val="left"/>
+      <w:pPr>
+        <w:tabs>
+          <w:tab w:val="num" w:pos="2880"/>
+        </w:tabs>
+        <w:ind w:left="2880" w:hanging="360"/>
+      </w:pPr>
+    </w:lvl>
+    <w:lvl w:ilvl="4" w:tentative="1">
+      <w:start w:val="1"/>
+      <w:numFmt w:val="decimal"/>
+      <w:lvlText w:val="%5."/>
+      <w:lvlJc w:val="left"/>
+      <w:pPr>
+        <w:tabs>
+          <w:tab w:val="num" w:pos="3600"/>
+        </w:tabs>
+        <w:ind w:left="3600" w:hanging="360"/>
+      </w:pPr>
+    </w:lvl>
+    <w:lvl w:ilvl="5" w:tentative="1">
+      <w:start w:val="1"/>
+      <w:numFmt w:val="decimal"/>
+      <w:lvlText w:val="%6."/>
+      <w:lvlJc w:val="left"/>
+      <w:pPr>
+        <w:tabs>
+          <w:tab w:val="num" w:pos="4320"/>
+        </w:tabs>
+        <w:ind w:left="4320" w:hanging="360"/>
+      </w:pPr>
+    </w:lvl>
+    <w:lvl w:ilvl="6" w:tentative="1">
+      <w:start w:val="1"/>
+      <w:numFmt w:val="decimal"/>
+      <w:lvlText w:val="%7."/>
+      <w:lvlJc w:val="left"/>
+      <w:pPr>
+        <w:tabs>
+          <w:tab w:val="num" w:pos="5040"/>
+        </w:tabs>
+        <w:ind w:left="5040" w:hanging="360"/>
+      </w:pPr>
+    </w:lvl>
+    <w:lvl w:ilvl="7" w:tentative="1">
+      <w:start w:val="1"/>
+      <w:numFmt w:val="decimal"/>
+      <w:lvlText w:val="%8."/>
+      <w:lvlJc w:val="left"/>
+      <w:pPr>
+        <w:tabs>
+          <w:tab w:val="num" w:pos="5760"/>
+        </w:tabs>
+        <w:ind w:left="5760" w:hanging="360"/>
+      </w:pPr>
+    </w:lvl>
+    <w:lvl w:ilvl="8" w:tentative="1">
+      <w:start w:val="1"/>
+      <w:numFmt w:val="decimal"/>
+      <w:lvlText w:val="%9."/>
+      <w:lvlJc w:val="left"/>
+      <w:pPr>
+        <w:tabs>
+          <w:tab w:val="num" w:pos="6480"/>
+        </w:tabs>
+        <w:ind w:left="6480" w:hanging="360"/>
+      </w:pPr>
+    </w:lvl>
+  </w:abstractNum>
+  <w:abstractNum w:abstractNumId="8" w15:restartNumberingAfterBreak="0">
+    <w:nsid w:val="4E2B143B"/>
+    <w:multiLevelType w:val="hybridMultilevel"/>
+    <w:tmpl w:val="672EE7B2"/>
+    <w:lvl w:ilvl="0" w:tplc="2A14B40A">
+      <w:start w:val="1"/>
+      <w:numFmt w:val="decimal"/>
+      <w:lvlText w:val="%1."/>
+      <w:lvlJc w:val="left"/>
+      <w:pPr>
+        <w:ind w:left="440" w:hanging="440"/>
+      </w:pPr>
+      <w:rPr>
+        <w:b w:val="0"/>
+        <w:bCs w:val="0"/>
+      </w:rPr>
+    </w:lvl>
+    <w:lvl w:ilvl="1" w:tplc="04090019" w:tentative="1">
+      <w:start w:val="1"/>
+      <w:numFmt w:val="lowerLetter"/>
+      <w:lvlText w:val="%2)"/>
+      <w:lvlJc w:val="left"/>
+      <w:pPr>
+        <w:ind w:left="880" w:hanging="440"/>
+      </w:pPr>
+    </w:lvl>
+    <w:lvl w:ilvl="2" w:tplc="0409001B" w:tentative="1">
+      <w:start w:val="1"/>
+      <w:numFmt w:val="lowerRoman"/>
+      <w:lvlText w:val="%3."/>
+      <w:lvlJc w:val="right"/>
+      <w:pPr>
+        <w:ind w:left="1320" w:hanging="440"/>
+      </w:pPr>
+    </w:lvl>
+    <w:lvl w:ilvl="3" w:tplc="0409000F" w:tentative="1">
+      <w:start w:val="1"/>
+      <w:numFmt w:val="decimal"/>
+      <w:lvlText w:val="%4."/>
+      <w:lvlJc w:val="left"/>
+      <w:pPr>
+        <w:ind w:left="1760" w:hanging="440"/>
+      </w:pPr>
+    </w:lvl>
+    <w:lvl w:ilvl="4" w:tplc="04090019" w:tentative="1">
+      <w:start w:val="1"/>
+      <w:numFmt w:val="lowerLetter"/>
+      <w:lvlText w:val="%5)"/>
+      <w:lvlJc w:val="left"/>
+      <w:pPr>
+        <w:ind w:left="2200" w:hanging="440"/>
+      </w:pPr>
+    </w:lvl>
+    <w:lvl w:ilvl="5" w:tplc="0409001B" w:tentative="1">
+      <w:start w:val="1"/>
+      <w:numFmt w:val="lowerRoman"/>
+      <w:lvlText w:val="%6."/>
+      <w:lvlJc w:val="right"/>
+      <w:pPr>
+        <w:ind w:left="2640" w:hanging="440"/>
+      </w:pPr>
+    </w:lvl>
+    <w:lvl w:ilvl="6" w:tplc="0409000F" w:tentative="1">
+      <w:start w:val="1"/>
+      <w:numFmt w:val="decimal"/>
+      <w:lvlText w:val="%7."/>
+      <w:lvlJc w:val="left"/>
+      <w:pPr>
+        <w:ind w:left="3080" w:hanging="440"/>
+      </w:pPr>
+    </w:lvl>
+    <w:lvl w:ilvl="7" w:tplc="04090019" w:tentative="1">
+      <w:start w:val="1"/>
+      <w:numFmt w:val="lowerLetter"/>
+      <w:lvlText w:val="%8)"/>
+      <w:lvlJc w:val="left"/>
+      <w:pPr>
+        <w:ind w:left="3520" w:hanging="440"/>
+      </w:pPr>
+    </w:lvl>
+    <w:lvl w:ilvl="8" w:tplc="0409001B" w:tentative="1">
+      <w:start w:val="1"/>
+      <w:numFmt w:val="lowerRoman"/>
+      <w:lvlText w:val="%9."/>
+      <w:lvlJc w:val="right"/>
+      <w:pPr>
+        <w:ind w:left="3960" w:hanging="440"/>
+      </w:pPr>
+    </w:lvl>
+  </w:abstractNum>
+  <w:abstractNum w:abstractNumId="9" w15:restartNumberingAfterBreak="0">
     <w:nsid w:val="4F594A33"/>
     <w:multiLevelType w:val="hybridMultilevel"/>
     <w:tmpl w:val="B492D742"/>
@@ -6993,7 +8074,7 @@
       </w:pPr>
     </w:lvl>
   </w:abstractNum>
-  <w:abstractNum w:abstractNumId="7" w15:restartNumberingAfterBreak="0">
+  <w:abstractNum w:abstractNumId="10" w15:restartNumberingAfterBreak="0">
     <w:nsid w:val="52A53FB4"/>
     <w:multiLevelType w:val="multilevel"/>
     <w:tmpl w:val="5B2C1BC4"/>
@@ -7106,7 +8187,7 @@
       </w:pPr>
     </w:lvl>
   </w:abstractNum>
-  <w:abstractNum w:abstractNumId="8" w15:restartNumberingAfterBreak="0">
+  <w:abstractNum w:abstractNumId="11" w15:restartNumberingAfterBreak="0">
     <w:nsid w:val="5CB55C37"/>
     <w:multiLevelType w:val="hybridMultilevel"/>
     <w:tmpl w:val="7020D672"/>
@@ -7195,7 +8276,184 @@
       </w:pPr>
     </w:lvl>
   </w:abstractNum>
-  <w:abstractNum w:abstractNumId="9" w15:restartNumberingAfterBreak="0">
+  <w:abstractNum w:abstractNumId="12" w15:restartNumberingAfterBreak="0">
+    <w:nsid w:val="683B6585"/>
+    <w:multiLevelType w:val="hybridMultilevel"/>
+    <w:tmpl w:val="E49E2ED6"/>
+    <w:lvl w:ilvl="0" w:tplc="0409000F">
+      <w:start w:val="1"/>
+      <w:numFmt w:val="decimal"/>
+      <w:lvlText w:val="%1."/>
+      <w:lvlJc w:val="left"/>
+      <w:pPr>
+        <w:ind w:left="800" w:hanging="440"/>
+      </w:pPr>
+    </w:lvl>
+    <w:lvl w:ilvl="1" w:tplc="04090019" w:tentative="1">
+      <w:start w:val="1"/>
+      <w:numFmt w:val="lowerLetter"/>
+      <w:lvlText w:val="%2)"/>
+      <w:lvlJc w:val="left"/>
+      <w:pPr>
+        <w:ind w:left="1240" w:hanging="440"/>
+      </w:pPr>
+    </w:lvl>
+    <w:lvl w:ilvl="2" w:tplc="0409001B" w:tentative="1">
+      <w:start w:val="1"/>
+      <w:numFmt w:val="lowerRoman"/>
+      <w:lvlText w:val="%3."/>
+      <w:lvlJc w:val="right"/>
+      <w:pPr>
+        <w:ind w:left="1680" w:hanging="440"/>
+      </w:pPr>
+    </w:lvl>
+    <w:lvl w:ilvl="3" w:tplc="0409000F" w:tentative="1">
+      <w:start w:val="1"/>
+      <w:numFmt w:val="decimal"/>
+      <w:lvlText w:val="%4."/>
+      <w:lvlJc w:val="left"/>
+      <w:pPr>
+        <w:ind w:left="2120" w:hanging="440"/>
+      </w:pPr>
+    </w:lvl>
+    <w:lvl w:ilvl="4" w:tplc="04090019" w:tentative="1">
+      <w:start w:val="1"/>
+      <w:numFmt w:val="lowerLetter"/>
+      <w:lvlText w:val="%5)"/>
+      <w:lvlJc w:val="left"/>
+      <w:pPr>
+        <w:ind w:left="2560" w:hanging="440"/>
+      </w:pPr>
+    </w:lvl>
+    <w:lvl w:ilvl="5" w:tplc="0409001B" w:tentative="1">
+      <w:start w:val="1"/>
+      <w:numFmt w:val="lowerRoman"/>
+      <w:lvlText w:val="%6."/>
+      <w:lvlJc w:val="right"/>
+      <w:pPr>
+        <w:ind w:left="3000" w:hanging="440"/>
+      </w:pPr>
+    </w:lvl>
+    <w:lvl w:ilvl="6" w:tplc="0409000F" w:tentative="1">
+      <w:start w:val="1"/>
+      <w:numFmt w:val="decimal"/>
+      <w:lvlText w:val="%7."/>
+      <w:lvlJc w:val="left"/>
+      <w:pPr>
+        <w:ind w:left="3440" w:hanging="440"/>
+      </w:pPr>
+    </w:lvl>
+    <w:lvl w:ilvl="7" w:tplc="04090019" w:tentative="1">
+      <w:start w:val="1"/>
+      <w:numFmt w:val="lowerLetter"/>
+      <w:lvlText w:val="%8)"/>
+      <w:lvlJc w:val="left"/>
+      <w:pPr>
+        <w:ind w:left="3880" w:hanging="440"/>
+      </w:pPr>
+    </w:lvl>
+    <w:lvl w:ilvl="8" w:tplc="0409001B" w:tentative="1">
+      <w:start w:val="1"/>
+      <w:numFmt w:val="lowerRoman"/>
+      <w:lvlText w:val="%9."/>
+      <w:lvlJc w:val="right"/>
+      <w:pPr>
+        <w:ind w:left="4320" w:hanging="440"/>
+      </w:pPr>
+    </w:lvl>
+  </w:abstractNum>
+  <w:abstractNum w:abstractNumId="13" w15:restartNumberingAfterBreak="0">
+    <w:nsid w:val="6A6C76CA"/>
+    <w:multiLevelType w:val="hybridMultilevel"/>
+    <w:tmpl w:val="10BEB70E"/>
+    <w:lvl w:ilvl="0" w:tplc="0E5073BA">
+      <w:start w:val="1"/>
+      <w:numFmt w:val="decimal"/>
+      <w:lvlText w:val="%1)"/>
+      <w:lvlJc w:val="left"/>
+      <w:pPr>
+        <w:ind w:left="720" w:hanging="360"/>
+      </w:pPr>
+      <w:rPr>
+        <w:rFonts w:hint="default"/>
+        <w:b w:val="0"/>
+        <w:bCs w:val="0"/>
+      </w:rPr>
+    </w:lvl>
+    <w:lvl w:ilvl="1" w:tplc="04090019" w:tentative="1">
+      <w:start w:val="1"/>
+      <w:numFmt w:val="lowerLetter"/>
+      <w:lvlText w:val="%2)"/>
+      <w:lvlJc w:val="left"/>
+      <w:pPr>
+        <w:ind w:left="1240" w:hanging="440"/>
+      </w:pPr>
+    </w:lvl>
+    <w:lvl w:ilvl="2" w:tplc="0409001B" w:tentative="1">
+      <w:start w:val="1"/>
+      <w:numFmt w:val="lowerRoman"/>
+      <w:lvlText w:val="%3."/>
+      <w:lvlJc w:val="right"/>
+      <w:pPr>
+        <w:ind w:left="1680" w:hanging="440"/>
+      </w:pPr>
+    </w:lvl>
+    <w:lvl w:ilvl="3" w:tplc="0409000F" w:tentative="1">
+      <w:start w:val="1"/>
+      <w:numFmt w:val="decimal"/>
+      <w:lvlText w:val="%4."/>
+      <w:lvlJc w:val="left"/>
+      <w:pPr>
+        <w:ind w:left="2120" w:hanging="440"/>
+      </w:pPr>
+    </w:lvl>
+    <w:lvl w:ilvl="4" w:tplc="04090019" w:tentative="1">
+      <w:start w:val="1"/>
+      <w:numFmt w:val="lowerLetter"/>
+      <w:lvlText w:val="%5)"/>
+      <w:lvlJc w:val="left"/>
+      <w:pPr>
+        <w:ind w:left="2560" w:hanging="440"/>
+      </w:pPr>
+    </w:lvl>
+    <w:lvl w:ilvl="5" w:tplc="0409001B" w:tentative="1">
+      <w:start w:val="1"/>
+      <w:numFmt w:val="lowerRoman"/>
+      <w:lvlText w:val="%6."/>
+      <w:lvlJc w:val="right"/>
+      <w:pPr>
+        <w:ind w:left="3000" w:hanging="440"/>
+      </w:pPr>
+    </w:lvl>
+    <w:lvl w:ilvl="6" w:tplc="0409000F" w:tentative="1">
+      <w:start w:val="1"/>
+      <w:numFmt w:val="decimal"/>
+      <w:lvlText w:val="%7."/>
+      <w:lvlJc w:val="left"/>
+      <w:pPr>
+        <w:ind w:left="3440" w:hanging="440"/>
+      </w:pPr>
+    </w:lvl>
+    <w:lvl w:ilvl="7" w:tplc="04090019" w:tentative="1">
+      <w:start w:val="1"/>
+      <w:numFmt w:val="lowerLetter"/>
+      <w:lvlText w:val="%8)"/>
+      <w:lvlJc w:val="left"/>
+      <w:pPr>
+        <w:ind w:left="3880" w:hanging="440"/>
+      </w:pPr>
+    </w:lvl>
+    <w:lvl w:ilvl="8" w:tplc="0409001B" w:tentative="1">
+      <w:start w:val="1"/>
+      <w:numFmt w:val="lowerRoman"/>
+      <w:lvlText w:val="%9."/>
+      <w:lvlJc w:val="right"/>
+      <w:pPr>
+        <w:ind w:left="4320" w:hanging="440"/>
+      </w:pPr>
+    </w:lvl>
+  </w:abstractNum>
+  <w:abstractNum w:abstractNumId="14" w15:restartNumberingAfterBreak="0">
     <w:nsid w:val="6DB57A57"/>
     <w:multiLevelType w:val="multilevel"/>
     <w:tmpl w:val="8CE6C232"/>
@@ -7308,7 +8566,7 @@
       </w:pPr>
     </w:lvl>
   </w:abstractNum>
-  <w:abstractNum w:abstractNumId="10" w15:restartNumberingAfterBreak="0">
+  <w:abstractNum w:abstractNumId="15" w15:restartNumberingAfterBreak="0">
     <w:nsid w:val="6FF439B9"/>
     <w:multiLevelType w:val="multilevel"/>
     <w:tmpl w:val="3A0AFFF2"/>
@@ -7457,7 +8715,7 @@
       </w:rPr>
     </w:lvl>
   </w:abstractNum>
-  <w:abstractNum w:abstractNumId="11" w15:restartNumberingAfterBreak="0">
+  <w:abstractNum w:abstractNumId="16" w15:restartNumberingAfterBreak="0">
     <w:nsid w:val="72544136"/>
     <w:multiLevelType w:val="hybridMultilevel"/>
     <w:tmpl w:val="AD2ACA30"/>
@@ -7547,40 +8805,55 @@
     </w:lvl>
   </w:abstractNum>
   <w:num w:numId="1" w16cid:durableId="636373916">
-    <w:abstractNumId w:val="2"/>
+    <w:abstractNumId w:val="3"/>
   </w:num>
   <w:num w:numId="2" w16cid:durableId="617177174">
+    <w:abstractNumId w:val="16"/>
+  </w:num>
+  <w:num w:numId="3" w16cid:durableId="125203740">
     <w:abstractNumId w:val="11"/>
   </w:num>
-  <w:num w:numId="3" w16cid:durableId="125203740">
-    <w:abstractNumId w:val="8"/>
-  </w:num>
   <w:num w:numId="4" w16cid:durableId="224729971">
-    <w:abstractNumId w:val="3"/>
+    <w:abstractNumId w:val="4"/>
   </w:num>
   <w:num w:numId="5" w16cid:durableId="76362626">
-    <w:abstractNumId w:val="6"/>
+    <w:abstractNumId w:val="9"/>
   </w:num>
   <w:num w:numId="6" w16cid:durableId="1511721610">
     <w:abstractNumId w:val="0"/>
   </w:num>
   <w:num w:numId="7" w16cid:durableId="1119225008">
+    <w:abstractNumId w:val="10"/>
+  </w:num>
+  <w:num w:numId="8" w16cid:durableId="493765850">
+    <w:abstractNumId w:val="6"/>
+  </w:num>
+  <w:num w:numId="9" w16cid:durableId="551238451">
+    <w:abstractNumId w:val="5"/>
+  </w:num>
+  <w:num w:numId="10" w16cid:durableId="942105121">
+    <w:abstractNumId w:val="14"/>
+  </w:num>
+  <w:num w:numId="11" w16cid:durableId="814370887">
+    <w:abstractNumId w:val="2"/>
+  </w:num>
+  <w:num w:numId="12" w16cid:durableId="1072240597">
+    <w:abstractNumId w:val="15"/>
+  </w:num>
+  <w:num w:numId="13" w16cid:durableId="1151410484">
+    <w:abstractNumId w:val="1"/>
+  </w:num>
+  <w:num w:numId="14" w16cid:durableId="545027481">
+    <w:abstractNumId w:val="13"/>
+  </w:num>
+  <w:num w:numId="15" w16cid:durableId="1185677350">
+    <w:abstractNumId w:val="8"/>
+  </w:num>
+  <w:num w:numId="16" w16cid:durableId="1210385882">
     <w:abstractNumId w:val="7"/>
   </w:num>
-  <w:num w:numId="8" w16cid:durableId="493765850">
-    <w:abstractNumId w:val="5"/>
-  </w:num>
-  <w:num w:numId="9" w16cid:durableId="551238451">
-    <w:abstractNumId w:val="4"/>
-  </w:num>
-  <w:num w:numId="10" w16cid:durableId="942105121">
-    <w:abstractNumId w:val="9"/>
-  </w:num>
-  <w:num w:numId="11" w16cid:durableId="814370887">
-    <w:abstractNumId w:val="1"/>
-  </w:num>
-  <w:num w:numId="12" w16cid:durableId="1072240597">
-    <w:abstractNumId w:val="10"/>
+  <w:num w:numId="17" w16cid:durableId="698507099">
+    <w:abstractNumId w:val="12"/>
   </w:num>
 </w:numbering>
 </file>
@@ -8442,7 +9715,7 @@
     <w:basedOn w:val="a"/>
     <w:uiPriority w:val="34"/>
     <w:qFormat/>
-    <w:rsid w:val="00541987"/>
+    <w:rsid w:val="00A241F9"/>
     <w:pPr>
       <w:spacing w:before="160"/>
       <w:ind w:left="720"/>
@@ -8530,6 +9803,69 @@
     <w:rPr>
       <w:rFonts w:ascii="Times New Roman" w:hAnsi="Times New Roman" w:cs="Times New Roman"/>
       <w:sz w:val="24"/>
+    </w:rPr>
+  </w:style>
+  <w:style w:type="paragraph" w:styleId="af0">
+    <w:name w:val="header"/>
+    <w:basedOn w:val="a"/>
+    <w:link w:val="af1"/>
+    <w:uiPriority w:val="99"/>
+    <w:unhideWhenUsed/>
+    <w:rsid w:val="006B1485"/>
+    <w:pPr>
+      <w:tabs>
+        <w:tab w:val="center" w:pos="4153"/>
+        <w:tab w:val="right" w:pos="8306"/>
+      </w:tabs>
+      <w:snapToGrid w:val="0"/>
+      <w:spacing w:line="240" w:lineRule="auto"/>
+      <w:jc w:val="center"/>
+    </w:pPr>
+    <w:rPr>
+      <w:sz w:val="18"/>
+      <w:szCs w:val="18"/>
+    </w:rPr>
+  </w:style>
+  <w:style w:type="character" w:customStyle="1" w:styleId="af1">
+    <w:name w:val="页眉 字符"/>
+    <w:basedOn w:val="a0"/>
+    <w:link w:val="af0"/>
+    <w:uiPriority w:val="99"/>
+    <w:rsid w:val="006B1485"/>
+    <w:rPr>
+      <w:sz w:val="18"/>
+      <w:szCs w:val="18"/>
+    </w:rPr>
+  </w:style>
+  <w:style w:type="paragraph" w:styleId="af2">
+    <w:name w:val="footer"/>
+    <w:basedOn w:val="a"/>
+    <w:link w:val="af3"/>
+    <w:uiPriority w:val="99"/>
+    <w:unhideWhenUsed/>
+    <w:rsid w:val="006B1485"/>
+    <w:pPr>
+      <w:tabs>
+        <w:tab w:val="center" w:pos="4153"/>
+        <w:tab w:val="right" w:pos="8306"/>
+      </w:tabs>
+      <w:snapToGrid w:val="0"/>
+      <w:spacing w:line="240" w:lineRule="auto"/>
+    </w:pPr>
+    <w:rPr>
+      <w:sz w:val="18"/>
+      <w:szCs w:val="18"/>
+    </w:rPr>
+  </w:style>
+  <w:style w:type="character" w:customStyle="1" w:styleId="af3">
+    <w:name w:val="页脚 字符"/>
+    <w:basedOn w:val="a0"/>
+    <w:link w:val="af2"/>
+    <w:uiPriority w:val="99"/>
+    <w:rsid w:val="006B1485"/>
+    <w:rPr>
+      <w:sz w:val="18"/>
+      <w:szCs w:val="18"/>
     </w:rPr>
   </w:style>
 </w:styles>
